--- a/Iteration_2/Delta_Review/final_submission/Delta_Planning_Review.docx
+++ b/Iteration_2/Delta_Review/final_submission/Delta_Planning_Review.docx
@@ -5,12 +5,28 @@
     <w:p>
       <w:pPr>
         <w:rPr>
+          <w:color w:val="000000" w:themeColor="text1"/>
+          <w:sz w:val="20"/>
+          <w:szCs w:val="20"/>
           <w:lang w:val="en-US"/>
+          <w14:textOutline w14:w="0" w14:cap="flat" w14:cmpd="sng" w14:algn="ctr">
+            <w14:noFill/>
+            <w14:prstDash w14:val="solid"/>
+            <w14:round/>
+          </w14:textOutline>
         </w:rPr>
       </w:pPr>
       <w:r>
         <w:rPr>
+          <w:color w:val="000000" w:themeColor="text1"/>
+          <w:sz w:val="20"/>
+          <w:szCs w:val="20"/>
           <w:lang w:val="en-US"/>
+          <w14:textOutline w14:w="0" w14:cap="flat" w14:cmpd="sng" w14:algn="ctr">
+            <w14:noFill/>
+            <w14:prstDash w14:val="solid"/>
+            <w14:round/>
+          </w14:textOutline>
         </w:rPr>
         <w:t>Dear Deta Team,</w:t>
       </w:r>
@@ -18,54 +34,3504 @@
     <w:p>
       <w:pPr>
         <w:rPr>
+          <w:color w:val="000000" w:themeColor="text1"/>
+          <w:sz w:val="20"/>
+          <w:szCs w:val="20"/>
           <w:lang w:val="en-US"/>
+          <w14:textOutline w14:w="0" w14:cap="flat" w14:cmpd="sng" w14:algn="ctr">
+            <w14:noFill/>
+            <w14:prstDash w14:val="solid"/>
+            <w14:round/>
+          </w14:textOutline>
         </w:rPr>
       </w:pPr>
       <w:r>
         <w:rPr>
+          <w:color w:val="000000" w:themeColor="text1"/>
+          <w:sz w:val="20"/>
+          <w:szCs w:val="20"/>
           <w:lang w:val="en-US"/>
-        </w:rPr>
-        <w:t>Overall, your planning seems to be…</w:t>
+          <w14:textOutline w14:w="0" w14:cap="flat" w14:cmpd="sng" w14:algn="ctr">
+            <w14:noFill/>
+            <w14:prstDash w14:val="solid"/>
+            <w14:round/>
+          </w14:textOutline>
+        </w:rPr>
+        <w:t xml:space="preserve">Overall, your planning </w:t>
+      </w:r>
+      <w:r>
+        <w:rPr>
+          <w:color w:val="000000" w:themeColor="text1"/>
+          <w:sz w:val="20"/>
+          <w:szCs w:val="20"/>
+          <w:lang w:val="en-US"/>
+          <w14:textOutline w14:w="0" w14:cap="flat" w14:cmpd="sng" w14:algn="ctr">
+            <w14:noFill/>
+            <w14:prstDash w14:val="solid"/>
+            <w14:round/>
+          </w14:textOutline>
+        </w:rPr>
+        <w:t xml:space="preserve">touches on everything that needs to be mentioned. As we understand, your planning breaks down to 3 files – architecture, tracker, and the README. Your README file only needs to be tweaked to </w:t>
+      </w:r>
+      <w:r>
+        <w:rPr>
+          <w:color w:val="000000" w:themeColor="text1"/>
+          <w:sz w:val="20"/>
+          <w:szCs w:val="20"/>
+          <w:lang w:val="en-US"/>
+          <w14:textOutline w14:w="0" w14:cap="flat" w14:cmpd="sng" w14:algn="ctr">
+            <w14:noFill/>
+            <w14:prstDash w14:val="solid"/>
+            <w14:round/>
+          </w14:textOutline>
+        </w:rPr>
+        <w:t>add</w:t>
+      </w:r>
+      <w:r>
+        <w:rPr>
+          <w:color w:val="000000" w:themeColor="text1"/>
+          <w:sz w:val="20"/>
+          <w:szCs w:val="20"/>
+          <w:lang w:val="en-US"/>
+          <w14:textOutline w14:w="0" w14:cap="flat" w14:cmpd="sng" w14:algn="ctr">
+            <w14:noFill/>
+            <w14:prstDash w14:val="solid"/>
+            <w14:round/>
+          </w14:textOutline>
+        </w:rPr>
+        <w:t xml:space="preserve"> </w:t>
+      </w:r>
+      <w:r>
+        <w:rPr>
+          <w:color w:val="000000" w:themeColor="text1"/>
+          <w:sz w:val="20"/>
+          <w:szCs w:val="20"/>
+          <w:lang w:val="en-US"/>
+          <w14:textOutline w14:w="0" w14:cap="flat" w14:cmpd="sng" w14:algn="ctr">
+            <w14:noFill/>
+            <w14:prstDash w14:val="solid"/>
+            <w14:round/>
+          </w14:textOutline>
+        </w:rPr>
+        <w:t>“</w:t>
+      </w:r>
+      <w:r>
+        <w:rPr>
+          <w:color w:val="000000" w:themeColor="text1"/>
+          <w:sz w:val="20"/>
+          <w:szCs w:val="20"/>
+          <w:lang w:val="en-US"/>
+          <w14:textOutline w14:w="0" w14:cap="flat" w14:cmpd="sng" w14:algn="ctr">
+            <w14:noFill/>
+            <w14:prstDash w14:val="solid"/>
+            <w14:round/>
+          </w14:textOutline>
+        </w:rPr>
+        <w:t xml:space="preserve">use </w:t>
+      </w:r>
+      <w:r>
+        <w:rPr>
+          <w:color w:val="000000" w:themeColor="text1"/>
+          <w:sz w:val="20"/>
+          <w:szCs w:val="20"/>
+          <w:lang w:val="en-US"/>
+          <w14:textOutline w14:w="0" w14:cap="flat" w14:cmpd="sng" w14:algn="ctr">
+            <w14:noFill/>
+            <w14:prstDash w14:val="solid"/>
+            <w14:round/>
+          </w14:textOutline>
+        </w:rPr>
+        <w:t>cases”</w:t>
+      </w:r>
+      <w:r>
+        <w:rPr>
+          <w:color w:val="000000" w:themeColor="text1"/>
+          <w:sz w:val="20"/>
+          <w:szCs w:val="20"/>
+          <w:lang w:val="en-US"/>
+          <w14:textOutline w14:w="0" w14:cap="flat" w14:cmpd="sng" w14:algn="ctr">
+            <w14:noFill/>
+            <w14:prstDash w14:val="solid"/>
+            <w14:round/>
+          </w14:textOutline>
+        </w:rPr>
+        <w:t xml:space="preserve"> </w:t>
+      </w:r>
+      <w:r>
+        <w:rPr>
+          <w:color w:val="000000" w:themeColor="text1"/>
+          <w:sz w:val="20"/>
+          <w:szCs w:val="20"/>
+          <w:lang w:val="en-US"/>
+          <w14:textOutline w14:w="0" w14:cap="flat" w14:cmpd="sng" w14:algn="ctr">
+            <w14:noFill/>
+            <w14:prstDash w14:val="solid"/>
+            <w14:round/>
+          </w14:textOutline>
+        </w:rPr>
+        <w:t xml:space="preserve">to the end </w:t>
+      </w:r>
+      <w:r>
+        <w:rPr>
+          <w:color w:val="000000" w:themeColor="text1"/>
+          <w:sz w:val="20"/>
+          <w:szCs w:val="20"/>
+          <w:lang w:val="en-US"/>
+          <w14:textOutline w14:w="0" w14:cap="flat" w14:cmpd="sng" w14:algn="ctr">
+            <w14:noFill/>
+            <w14:prstDash w14:val="solid"/>
+            <w14:round/>
+          </w14:textOutline>
+        </w:rPr>
+        <w:t xml:space="preserve">as diagrams and descriptions are interrelated. </w:t>
       </w:r>
     </w:p>
     <w:p>
       <w:pPr>
-        <w:rPr>
-          <w:lang w:val="en-US"/>
+        <w:spacing w:after="220"/>
+        <w:rPr>
+          <w:color w:val="000000" w:themeColor="text1"/>
+          <w:sz w:val="20"/>
+          <w:szCs w:val="20"/>
+          <w14:textOutline w14:w="0" w14:cap="flat" w14:cmpd="sng" w14:algn="ctr">
+            <w14:noFill/>
+            <w14:prstDash w14:val="solid"/>
+            <w14:round/>
+          </w14:textOutline>
         </w:rPr>
       </w:pPr>
       <w:r>
         <w:rPr>
-          <w:lang w:val="en-US"/>
-        </w:rPr>
-        <w:t>We think that some of your deadlines are unrealistic because…</w:t>
+          <w:color w:val="000000" w:themeColor="text1"/>
+          <w:sz w:val="20"/>
+          <w:szCs w:val="20"/>
+          <w14:textOutline w14:w="0" w14:cap="flat" w14:cmpd="sng" w14:algn="ctr">
+            <w14:noFill/>
+            <w14:prstDash w14:val="solid"/>
+            <w14:round/>
+          </w14:textOutline>
+        </w:rPr>
+        <w:t>Planning Document Review</w:t>
+      </w:r>
+      <w:r>
+        <w:rPr>
+          <w:color w:val="000000" w:themeColor="text1"/>
+          <w:sz w:val="20"/>
+          <w:szCs w:val="20"/>
+          <w14:textOutline w14:w="0" w14:cap="flat" w14:cmpd="sng" w14:algn="ctr">
+            <w14:noFill/>
+            <w14:prstDash w14:val="solid"/>
+            <w14:round/>
+          </w14:textOutline>
+        </w:rPr>
+        <w:pict w14:anchorId="59F69258">
+          <v:rect id="_x0000_i1033" style="width:0;height:1.5pt" o:hralign="center" o:hrstd="t" o:hr="t" fillcolor="#a0a0a0" stroked="f"/>
+        </w:pict>
       </w:r>
     </w:p>
     <w:p>
       <w:pPr>
         <w:rPr>
-          <w:lang w:val="en-US"/>
+          <w:color w:val="000000" w:themeColor="text1"/>
+          <w:sz w:val="20"/>
+          <w:szCs w:val="20"/>
+          <w14:textOutline w14:w="0" w14:cap="flat" w14:cmpd="sng" w14:algn="ctr">
+            <w14:noFill/>
+            <w14:prstDash w14:val="solid"/>
+            <w14:round/>
+          </w14:textOutline>
         </w:rPr>
       </w:pPr>
       <w:r>
         <w:rPr>
-          <w:lang w:val="en-US"/>
-        </w:rPr>
-        <w:t>Some risks/resource allocations/dependencies that stick out are…</w:t>
+          <w:color w:val="000000" w:themeColor="text1"/>
+          <w:sz w:val="20"/>
+          <w:szCs w:val="20"/>
+          <w14:textOutline w14:w="0" w14:cap="flat" w14:cmpd="sng" w14:algn="ctr">
+            <w14:noFill/>
+            <w14:prstDash w14:val="solid"/>
+            <w14:round/>
+          </w14:textOutline>
+        </w:rPr>
+        <w:t>1. Identification of Timing Issues</w:t>
       </w:r>
     </w:p>
     <w:p>
       <w:pPr>
         <w:rPr>
-          <w:lang w:val="en-US"/>
+          <w:color w:val="000000" w:themeColor="text1"/>
+          <w:sz w:val="20"/>
+          <w:szCs w:val="20"/>
+          <w14:textOutline w14:w="0" w14:cap="flat" w14:cmpd="sng" w14:algn="ctr">
+            <w14:noFill/>
+            <w14:prstDash w14:val="solid"/>
+            <w14:round/>
+          </w14:textOutline>
         </w:rPr>
       </w:pPr>
       <w:r>
         <w:rPr>
+          <w:color w:val="000000" w:themeColor="text1"/>
+          <w:sz w:val="20"/>
+          <w:szCs w:val="20"/>
+          <w14:textOutline w14:w="0" w14:cap="flat" w14:cmpd="sng" w14:algn="ctr">
+            <w14:noFill/>
+            <w14:prstDash w14:val="solid"/>
+            <w14:round/>
+          </w14:textOutline>
+        </w:rPr>
+        <w:t>1.1 Review of Planned Timeline and Milestones</w:t>
+      </w:r>
+    </w:p>
+    <w:tbl>
+      <w:tblPr>
+        <w:tblW w:w="9285" w:type="dxa"/>
+        <w:tblBorders>
+          <w:top w:val="single" w:sz="4" w:space="0" w:color="000000"/>
+          <w:left w:val="single" w:sz="4" w:space="0" w:color="000000"/>
+          <w:bottom w:val="single" w:sz="4" w:space="0" w:color="000000"/>
+          <w:right w:val="single" w:sz="4" w:space="0" w:color="000000"/>
+          <w:insideH w:val="single" w:sz="4" w:space="0" w:color="000000"/>
+          <w:insideV w:val="single" w:sz="4" w:space="0" w:color="000000"/>
+        </w:tblBorders>
+        <w:tblLayout w:type="fixed"/>
+        <w:tblLook w:val="0600" w:firstRow="0" w:lastRow="0" w:firstColumn="0" w:lastColumn="0" w:noHBand="1" w:noVBand="1"/>
+      </w:tblPr>
+      <w:tblGrid>
+        <w:gridCol w:w="3120"/>
+        <w:gridCol w:w="2955"/>
+        <w:gridCol w:w="3210"/>
+      </w:tblGrid>
+      <w:tr>
+        <w:trPr>
+          <w:trHeight w:val="465"/>
+        </w:trPr>
+        <w:tc>
+          <w:tcPr>
+            <w:tcW w:w="3120" w:type="dxa"/>
+            <w:tcBorders>
+              <w:top w:val="single" w:sz="4" w:space="0" w:color="000000"/>
+              <w:left w:val="single" w:sz="4" w:space="0" w:color="000000"/>
+              <w:bottom w:val="single" w:sz="4" w:space="0" w:color="000000"/>
+              <w:right w:val="single" w:sz="4" w:space="0" w:color="000000"/>
+            </w:tcBorders>
+            <w:tcMar>
+              <w:top w:w="60" w:type="dxa"/>
+              <w:left w:w="60" w:type="dxa"/>
+              <w:bottom w:w="60" w:type="dxa"/>
+              <w:right w:w="60" w:type="dxa"/>
+            </w:tcMar>
+          </w:tcPr>
+          <w:p>
+            <w:pPr>
+              <w:jc w:val="center"/>
+              <w:rPr>
+                <w:color w:val="000000" w:themeColor="text1"/>
+                <w:sz w:val="20"/>
+                <w:szCs w:val="20"/>
+                <w14:textOutline w14:w="0" w14:cap="flat" w14:cmpd="sng" w14:algn="ctr">
+                  <w14:noFill/>
+                  <w14:prstDash w14:val="solid"/>
+                  <w14:round/>
+                </w14:textOutline>
+              </w:rPr>
+            </w:pPr>
+            <w:r>
+              <w:rPr>
+                <w:color w:val="000000" w:themeColor="text1"/>
+                <w:sz w:val="20"/>
+                <w:szCs w:val="20"/>
+                <w14:textOutline w14:w="0" w14:cap="flat" w14:cmpd="sng" w14:algn="ctr">
+                  <w14:noFill/>
+                  <w14:prstDash w14:val="solid"/>
+                  <w14:round/>
+                </w14:textOutline>
+              </w:rPr>
+              <w:t>Task Description</w:t>
+            </w:r>
+          </w:p>
+        </w:tc>
+        <w:tc>
+          <w:tcPr>
+            <w:tcW w:w="2955" w:type="dxa"/>
+            <w:tcBorders>
+              <w:top w:val="single" w:sz="4" w:space="0" w:color="000000"/>
+              <w:left w:val="single" w:sz="4" w:space="0" w:color="000000"/>
+              <w:bottom w:val="single" w:sz="4" w:space="0" w:color="000000"/>
+              <w:right w:val="single" w:sz="4" w:space="0" w:color="000000"/>
+            </w:tcBorders>
+            <w:tcMar>
+              <w:top w:w="60" w:type="dxa"/>
+              <w:left w:w="60" w:type="dxa"/>
+              <w:bottom w:w="60" w:type="dxa"/>
+              <w:right w:w="60" w:type="dxa"/>
+            </w:tcMar>
+          </w:tcPr>
+          <w:p>
+            <w:pPr>
+              <w:jc w:val="center"/>
+              <w:rPr>
+                <w:color w:val="000000" w:themeColor="text1"/>
+                <w:sz w:val="20"/>
+                <w:szCs w:val="20"/>
+                <w14:textOutline w14:w="0" w14:cap="flat" w14:cmpd="sng" w14:algn="ctr">
+                  <w14:noFill/>
+                  <w14:prstDash w14:val="solid"/>
+                  <w14:round/>
+                </w14:textOutline>
+              </w:rPr>
+            </w:pPr>
+            <w:r>
+              <w:rPr>
+                <w:color w:val="000000" w:themeColor="text1"/>
+                <w:sz w:val="20"/>
+                <w:szCs w:val="20"/>
+                <w14:textOutline w14:w="0" w14:cap="flat" w14:cmpd="sng" w14:algn="ctr">
+                  <w14:noFill/>
+                  <w14:prstDash w14:val="solid"/>
+                  <w14:round/>
+                </w14:textOutline>
+              </w:rPr>
+              <w:t>Planned Start</w:t>
+            </w:r>
+          </w:p>
+        </w:tc>
+        <w:tc>
+          <w:tcPr>
+            <w:tcW w:w="3210" w:type="dxa"/>
+            <w:tcBorders>
+              <w:top w:val="single" w:sz="4" w:space="0" w:color="000000"/>
+              <w:left w:val="single" w:sz="4" w:space="0" w:color="000000"/>
+              <w:bottom w:val="single" w:sz="4" w:space="0" w:color="000000"/>
+              <w:right w:val="single" w:sz="4" w:space="0" w:color="000000"/>
+            </w:tcBorders>
+            <w:tcMar>
+              <w:top w:w="60" w:type="dxa"/>
+              <w:left w:w="60" w:type="dxa"/>
+              <w:bottom w:w="60" w:type="dxa"/>
+              <w:right w:w="60" w:type="dxa"/>
+            </w:tcMar>
+          </w:tcPr>
+          <w:p>
+            <w:pPr>
+              <w:jc w:val="center"/>
+              <w:rPr>
+                <w:color w:val="000000" w:themeColor="text1"/>
+                <w:sz w:val="20"/>
+                <w:szCs w:val="20"/>
+                <w14:textOutline w14:w="0" w14:cap="flat" w14:cmpd="sng" w14:algn="ctr">
+                  <w14:noFill/>
+                  <w14:prstDash w14:val="solid"/>
+                  <w14:round/>
+                </w14:textOutline>
+              </w:rPr>
+            </w:pPr>
+            <w:r>
+              <w:rPr>
+                <w:color w:val="000000" w:themeColor="text1"/>
+                <w:sz w:val="20"/>
+                <w:szCs w:val="20"/>
+                <w14:textOutline w14:w="0" w14:cap="flat" w14:cmpd="sng" w14:algn="ctr">
+                  <w14:noFill/>
+                  <w14:prstDash w14:val="solid"/>
+                  <w14:round/>
+                </w14:textOutline>
+              </w:rPr>
+              <w:t>Planned End</w:t>
+            </w:r>
+          </w:p>
+        </w:tc>
+      </w:tr>
+      <w:tr>
+        <w:trPr>
+          <w:trHeight w:val="840"/>
+        </w:trPr>
+        <w:tc>
+          <w:tcPr>
+            <w:tcW w:w="3120" w:type="dxa"/>
+            <w:tcBorders>
+              <w:top w:val="single" w:sz="4" w:space="0" w:color="000000"/>
+              <w:left w:val="single" w:sz="4" w:space="0" w:color="000000"/>
+              <w:bottom w:val="single" w:sz="4" w:space="0" w:color="000000"/>
+              <w:right w:val="single" w:sz="4" w:space="0" w:color="000000"/>
+            </w:tcBorders>
+            <w:tcMar>
+              <w:top w:w="60" w:type="dxa"/>
+              <w:left w:w="60" w:type="dxa"/>
+              <w:bottom w:w="60" w:type="dxa"/>
+              <w:right w:w="60" w:type="dxa"/>
+            </w:tcMar>
+          </w:tcPr>
+          <w:p>
+            <w:pPr>
+              <w:jc w:val="center"/>
+              <w:rPr>
+                <w:color w:val="000000" w:themeColor="text1"/>
+                <w:sz w:val="20"/>
+                <w:szCs w:val="20"/>
+                <w14:textOutline w14:w="0" w14:cap="flat" w14:cmpd="sng" w14:algn="ctr">
+                  <w14:noFill/>
+                  <w14:prstDash w14:val="solid"/>
+                  <w14:round/>
+                </w14:textOutline>
+              </w:rPr>
+            </w:pPr>
+            <w:r>
+              <w:rPr>
+                <w:color w:val="000000" w:themeColor="text1"/>
+                <w:sz w:val="20"/>
+                <w:szCs w:val="20"/>
+                <w14:textOutline w14:w="0" w14:cap="flat" w14:cmpd="sng" w14:algn="ctr">
+                  <w14:noFill/>
+                  <w14:prstDash w14:val="solid"/>
+                  <w14:round/>
+                </w14:textOutline>
+              </w:rPr>
+              <w:t>Tic Tac Toe Functionality</w:t>
+            </w:r>
+          </w:p>
+        </w:tc>
+        <w:tc>
+          <w:tcPr>
+            <w:tcW w:w="2955" w:type="dxa"/>
+            <w:tcBorders>
+              <w:top w:val="single" w:sz="4" w:space="0" w:color="000000"/>
+              <w:left w:val="single" w:sz="4" w:space="0" w:color="000000"/>
+              <w:bottom w:val="single" w:sz="4" w:space="0" w:color="000000"/>
+              <w:right w:val="single" w:sz="4" w:space="0" w:color="000000"/>
+            </w:tcBorders>
+            <w:tcMar>
+              <w:top w:w="60" w:type="dxa"/>
+              <w:left w:w="60" w:type="dxa"/>
+              <w:bottom w:w="60" w:type="dxa"/>
+              <w:right w:w="60" w:type="dxa"/>
+            </w:tcMar>
+          </w:tcPr>
+          <w:p>
+            <w:pPr>
+              <w:jc w:val="center"/>
+              <w:rPr>
+                <w:color w:val="000000" w:themeColor="text1"/>
+                <w:sz w:val="20"/>
+                <w:szCs w:val="20"/>
+                <w14:textOutline w14:w="0" w14:cap="flat" w14:cmpd="sng" w14:algn="ctr">
+                  <w14:noFill/>
+                  <w14:prstDash w14:val="solid"/>
+                  <w14:round/>
+                </w14:textOutline>
+              </w:rPr>
+            </w:pPr>
+            <w:r>
+              <w:rPr>
+                <w:color w:val="000000" w:themeColor="text1"/>
+                <w:sz w:val="20"/>
+                <w:szCs w:val="20"/>
+                <w14:textOutline w14:w="0" w14:cap="flat" w14:cmpd="sng" w14:algn="ctr">
+                  <w14:noFill/>
+                  <w14:prstDash w14:val="solid"/>
+                  <w14:round/>
+                </w14:textOutline>
+              </w:rPr>
+              <w:t>Nov 1</w:t>
+            </w:r>
+          </w:p>
+        </w:tc>
+        <w:tc>
+          <w:tcPr>
+            <w:tcW w:w="3210" w:type="dxa"/>
+            <w:tcBorders>
+              <w:top w:val="single" w:sz="4" w:space="0" w:color="000000"/>
+              <w:left w:val="single" w:sz="4" w:space="0" w:color="000000"/>
+              <w:bottom w:val="single" w:sz="4" w:space="0" w:color="000000"/>
+              <w:right w:val="single" w:sz="4" w:space="0" w:color="000000"/>
+            </w:tcBorders>
+            <w:tcMar>
+              <w:top w:w="60" w:type="dxa"/>
+              <w:left w:w="60" w:type="dxa"/>
+              <w:bottom w:w="60" w:type="dxa"/>
+              <w:right w:w="60" w:type="dxa"/>
+            </w:tcMar>
+          </w:tcPr>
+          <w:p>
+            <w:pPr>
+              <w:jc w:val="center"/>
+              <w:rPr>
+                <w:color w:val="000000" w:themeColor="text1"/>
+                <w:sz w:val="20"/>
+                <w:szCs w:val="20"/>
+                <w14:textOutline w14:w="0" w14:cap="flat" w14:cmpd="sng" w14:algn="ctr">
+                  <w14:noFill/>
+                  <w14:prstDash w14:val="solid"/>
+                  <w14:round/>
+                </w14:textOutline>
+              </w:rPr>
+            </w:pPr>
+            <w:r>
+              <w:rPr>
+                <w:color w:val="000000" w:themeColor="text1"/>
+                <w:sz w:val="20"/>
+                <w:szCs w:val="20"/>
+                <w14:textOutline w14:w="0" w14:cap="flat" w14:cmpd="sng" w14:algn="ctr">
+                  <w14:noFill/>
+                  <w14:prstDash w14:val="solid"/>
+                  <w14:round/>
+                </w14:textOutline>
+              </w:rPr>
+              <w:t>Nov 10</w:t>
+            </w:r>
+          </w:p>
+        </w:tc>
+      </w:tr>
+      <w:tr>
+        <w:trPr>
+          <w:trHeight w:val="1020"/>
+        </w:trPr>
+        <w:tc>
+          <w:tcPr>
+            <w:tcW w:w="3120" w:type="dxa"/>
+            <w:tcBorders>
+              <w:top w:val="single" w:sz="4" w:space="0" w:color="000000"/>
+              <w:left w:val="single" w:sz="4" w:space="0" w:color="000000"/>
+              <w:bottom w:val="single" w:sz="4" w:space="0" w:color="000000"/>
+              <w:right w:val="single" w:sz="4" w:space="0" w:color="000000"/>
+            </w:tcBorders>
+            <w:tcMar>
+              <w:top w:w="60" w:type="dxa"/>
+              <w:left w:w="60" w:type="dxa"/>
+              <w:bottom w:w="60" w:type="dxa"/>
+              <w:right w:w="60" w:type="dxa"/>
+            </w:tcMar>
+          </w:tcPr>
+          <w:p>
+            <w:pPr>
+              <w:jc w:val="center"/>
+              <w:rPr>
+                <w:color w:val="000000" w:themeColor="text1"/>
+                <w:sz w:val="20"/>
+                <w:szCs w:val="20"/>
+                <w14:textOutline w14:w="0" w14:cap="flat" w14:cmpd="sng" w14:algn="ctr">
+                  <w14:noFill/>
+                  <w14:prstDash w14:val="solid"/>
+                  <w14:round/>
+                </w14:textOutline>
+              </w:rPr>
+            </w:pPr>
+            <w:r>
+              <w:rPr>
+                <w:color w:val="000000" w:themeColor="text1"/>
+                <w:sz w:val="20"/>
+                <w:szCs w:val="20"/>
+                <w14:textOutline w14:w="0" w14:cap="flat" w14:cmpd="sng" w14:algn="ctr">
+                  <w14:noFill/>
+                  <w14:prstDash w14:val="solid"/>
+                  <w14:round/>
+                </w14:textOutline>
+              </w:rPr>
+              <w:t>Checkers Functionality</w:t>
+            </w:r>
+          </w:p>
+        </w:tc>
+        <w:tc>
+          <w:tcPr>
+            <w:tcW w:w="2955" w:type="dxa"/>
+            <w:tcBorders>
+              <w:top w:val="single" w:sz="4" w:space="0" w:color="000000"/>
+              <w:left w:val="single" w:sz="4" w:space="0" w:color="000000"/>
+              <w:bottom w:val="single" w:sz="4" w:space="0" w:color="000000"/>
+              <w:right w:val="single" w:sz="4" w:space="0" w:color="000000"/>
+            </w:tcBorders>
+            <w:tcMar>
+              <w:top w:w="60" w:type="dxa"/>
+              <w:left w:w="60" w:type="dxa"/>
+              <w:bottom w:w="60" w:type="dxa"/>
+              <w:right w:w="60" w:type="dxa"/>
+            </w:tcMar>
+          </w:tcPr>
+          <w:p>
+            <w:pPr>
+              <w:jc w:val="center"/>
+              <w:rPr>
+                <w:color w:val="000000" w:themeColor="text1"/>
+                <w:sz w:val="20"/>
+                <w:szCs w:val="20"/>
+                <w14:textOutline w14:w="0" w14:cap="flat" w14:cmpd="sng" w14:algn="ctr">
+                  <w14:noFill/>
+                  <w14:prstDash w14:val="solid"/>
+                  <w14:round/>
+                </w14:textOutline>
+              </w:rPr>
+            </w:pPr>
+            <w:r>
+              <w:rPr>
+                <w:color w:val="000000" w:themeColor="text1"/>
+                <w:sz w:val="20"/>
+                <w:szCs w:val="20"/>
+                <w14:textOutline w14:w="0" w14:cap="flat" w14:cmpd="sng" w14:algn="ctr">
+                  <w14:noFill/>
+                  <w14:prstDash w14:val="solid"/>
+                  <w14:round/>
+                </w14:textOutline>
+              </w:rPr>
+              <w:t>Nov 1</w:t>
+            </w:r>
+          </w:p>
+        </w:tc>
+        <w:tc>
+          <w:tcPr>
+            <w:tcW w:w="3210" w:type="dxa"/>
+            <w:tcBorders>
+              <w:top w:val="single" w:sz="4" w:space="0" w:color="000000"/>
+              <w:left w:val="single" w:sz="4" w:space="0" w:color="000000"/>
+              <w:bottom w:val="single" w:sz="4" w:space="0" w:color="000000"/>
+              <w:right w:val="single" w:sz="4" w:space="0" w:color="000000"/>
+            </w:tcBorders>
+            <w:tcMar>
+              <w:top w:w="60" w:type="dxa"/>
+              <w:left w:w="60" w:type="dxa"/>
+              <w:bottom w:w="60" w:type="dxa"/>
+              <w:right w:w="60" w:type="dxa"/>
+            </w:tcMar>
+          </w:tcPr>
+          <w:p>
+            <w:pPr>
+              <w:jc w:val="center"/>
+              <w:rPr>
+                <w:color w:val="000000" w:themeColor="text1"/>
+                <w:sz w:val="20"/>
+                <w:szCs w:val="20"/>
+                <w14:textOutline w14:w="0" w14:cap="flat" w14:cmpd="sng" w14:algn="ctr">
+                  <w14:noFill/>
+                  <w14:prstDash w14:val="solid"/>
+                  <w14:round/>
+                </w14:textOutline>
+              </w:rPr>
+            </w:pPr>
+            <w:r>
+              <w:rPr>
+                <w:color w:val="000000" w:themeColor="text1"/>
+                <w:sz w:val="20"/>
+                <w:szCs w:val="20"/>
+                <w14:textOutline w14:w="0" w14:cap="flat" w14:cmpd="sng" w14:algn="ctr">
+                  <w14:noFill/>
+                  <w14:prstDash w14:val="solid"/>
+                  <w14:round/>
+                </w14:textOutline>
+              </w:rPr>
+              <w:t>Nov 10</w:t>
+            </w:r>
+          </w:p>
+        </w:tc>
+      </w:tr>
+      <w:tr>
+        <w:trPr>
+          <w:trHeight w:val="1020"/>
+        </w:trPr>
+        <w:tc>
+          <w:tcPr>
+            <w:tcW w:w="3120" w:type="dxa"/>
+            <w:tcBorders>
+              <w:top w:val="single" w:sz="4" w:space="0" w:color="000000"/>
+              <w:left w:val="single" w:sz="4" w:space="0" w:color="000000"/>
+              <w:bottom w:val="single" w:sz="4" w:space="0" w:color="000000"/>
+              <w:right w:val="single" w:sz="4" w:space="0" w:color="000000"/>
+            </w:tcBorders>
+            <w:tcMar>
+              <w:top w:w="60" w:type="dxa"/>
+              <w:left w:w="60" w:type="dxa"/>
+              <w:bottom w:w="60" w:type="dxa"/>
+              <w:right w:w="60" w:type="dxa"/>
+            </w:tcMar>
+          </w:tcPr>
+          <w:p>
+            <w:pPr>
+              <w:jc w:val="center"/>
+              <w:rPr>
+                <w:color w:val="000000" w:themeColor="text1"/>
+                <w:sz w:val="20"/>
+                <w:szCs w:val="20"/>
+                <w14:textOutline w14:w="0" w14:cap="flat" w14:cmpd="sng" w14:algn="ctr">
+                  <w14:noFill/>
+                  <w14:prstDash w14:val="solid"/>
+                  <w14:round/>
+                </w14:textOutline>
+              </w:rPr>
+            </w:pPr>
+            <w:r>
+              <w:rPr>
+                <w:color w:val="000000" w:themeColor="text1"/>
+                <w:sz w:val="20"/>
+                <w:szCs w:val="20"/>
+                <w14:textOutline w14:w="0" w14:cap="flat" w14:cmpd="sng" w14:algn="ctr">
+                  <w14:noFill/>
+                  <w14:prstDash w14:val="solid"/>
+                  <w14:round/>
+                </w14:textOutline>
+              </w:rPr>
+              <w:t>Connect4 Functionality</w:t>
+            </w:r>
+          </w:p>
+        </w:tc>
+        <w:tc>
+          <w:tcPr>
+            <w:tcW w:w="2955" w:type="dxa"/>
+            <w:tcBorders>
+              <w:top w:val="single" w:sz="4" w:space="0" w:color="000000"/>
+              <w:left w:val="single" w:sz="4" w:space="0" w:color="000000"/>
+              <w:bottom w:val="single" w:sz="4" w:space="0" w:color="000000"/>
+              <w:right w:val="single" w:sz="4" w:space="0" w:color="000000"/>
+            </w:tcBorders>
+            <w:tcMar>
+              <w:top w:w="60" w:type="dxa"/>
+              <w:left w:w="60" w:type="dxa"/>
+              <w:bottom w:w="60" w:type="dxa"/>
+              <w:right w:w="60" w:type="dxa"/>
+            </w:tcMar>
+          </w:tcPr>
+          <w:p>
+            <w:pPr>
+              <w:jc w:val="center"/>
+              <w:rPr>
+                <w:color w:val="000000" w:themeColor="text1"/>
+                <w:sz w:val="20"/>
+                <w:szCs w:val="20"/>
+                <w14:textOutline w14:w="0" w14:cap="flat" w14:cmpd="sng" w14:algn="ctr">
+                  <w14:noFill/>
+                  <w14:prstDash w14:val="solid"/>
+                  <w14:round/>
+                </w14:textOutline>
+              </w:rPr>
+            </w:pPr>
+            <w:r>
+              <w:rPr>
+                <w:color w:val="000000" w:themeColor="text1"/>
+                <w:sz w:val="20"/>
+                <w:szCs w:val="20"/>
+                <w14:textOutline w14:w="0" w14:cap="flat" w14:cmpd="sng" w14:algn="ctr">
+                  <w14:noFill/>
+                  <w14:prstDash w14:val="solid"/>
+                  <w14:round/>
+                </w14:textOutline>
+              </w:rPr>
+              <w:t>Nov 1</w:t>
+            </w:r>
+          </w:p>
+        </w:tc>
+        <w:tc>
+          <w:tcPr>
+            <w:tcW w:w="3210" w:type="dxa"/>
+            <w:tcBorders>
+              <w:top w:val="single" w:sz="4" w:space="0" w:color="000000"/>
+              <w:left w:val="single" w:sz="4" w:space="0" w:color="000000"/>
+              <w:bottom w:val="single" w:sz="4" w:space="0" w:color="000000"/>
+              <w:right w:val="single" w:sz="4" w:space="0" w:color="000000"/>
+            </w:tcBorders>
+            <w:tcMar>
+              <w:top w:w="60" w:type="dxa"/>
+              <w:left w:w="60" w:type="dxa"/>
+              <w:bottom w:w="60" w:type="dxa"/>
+              <w:right w:w="60" w:type="dxa"/>
+            </w:tcMar>
+          </w:tcPr>
+          <w:p>
+            <w:pPr>
+              <w:jc w:val="center"/>
+              <w:rPr>
+                <w:color w:val="000000" w:themeColor="text1"/>
+                <w:sz w:val="20"/>
+                <w:szCs w:val="20"/>
+                <w14:textOutline w14:w="0" w14:cap="flat" w14:cmpd="sng" w14:algn="ctr">
+                  <w14:noFill/>
+                  <w14:prstDash w14:val="solid"/>
+                  <w14:round/>
+                </w14:textOutline>
+              </w:rPr>
+            </w:pPr>
+            <w:r>
+              <w:rPr>
+                <w:color w:val="000000" w:themeColor="text1"/>
+                <w:sz w:val="20"/>
+                <w:szCs w:val="20"/>
+                <w14:textOutline w14:w="0" w14:cap="flat" w14:cmpd="sng" w14:algn="ctr">
+                  <w14:noFill/>
+                  <w14:prstDash w14:val="solid"/>
+                  <w14:round/>
+                </w14:textOutline>
+              </w:rPr>
+              <w:t>Nov 10</w:t>
+            </w:r>
+          </w:p>
+        </w:tc>
+      </w:tr>
+      <w:tr>
+        <w:trPr>
+          <w:trHeight w:val="1020"/>
+        </w:trPr>
+        <w:tc>
+          <w:tcPr>
+            <w:tcW w:w="3120" w:type="dxa"/>
+            <w:tcBorders>
+              <w:top w:val="single" w:sz="4" w:space="0" w:color="000000"/>
+              <w:left w:val="single" w:sz="4" w:space="0" w:color="000000"/>
+              <w:bottom w:val="single" w:sz="4" w:space="0" w:color="000000"/>
+              <w:right w:val="single" w:sz="4" w:space="0" w:color="000000"/>
+            </w:tcBorders>
+            <w:tcMar>
+              <w:top w:w="60" w:type="dxa"/>
+              <w:left w:w="60" w:type="dxa"/>
+              <w:bottom w:w="60" w:type="dxa"/>
+              <w:right w:w="60" w:type="dxa"/>
+            </w:tcMar>
+          </w:tcPr>
+          <w:p>
+            <w:pPr>
+              <w:jc w:val="center"/>
+              <w:rPr>
+                <w:color w:val="000000" w:themeColor="text1"/>
+                <w:sz w:val="20"/>
+                <w:szCs w:val="20"/>
+                <w14:textOutline w14:w="0" w14:cap="flat" w14:cmpd="sng" w14:algn="ctr">
+                  <w14:noFill/>
+                  <w14:prstDash w14:val="solid"/>
+                  <w14:round/>
+                </w14:textOutline>
+              </w:rPr>
+            </w:pPr>
+            <w:r>
+              <w:rPr>
+                <w:color w:val="000000" w:themeColor="text1"/>
+                <w:sz w:val="20"/>
+                <w:szCs w:val="20"/>
+                <w14:textOutline w14:w="0" w14:cap="flat" w14:cmpd="sng" w14:algn="ctr">
+                  <w14:noFill/>
+                  <w14:prstDash w14:val="solid"/>
+                  <w14:round/>
+                </w14:textOutline>
+              </w:rPr>
+              <w:t>GUI Pages / Basic Functionality</w:t>
+            </w:r>
+          </w:p>
+        </w:tc>
+        <w:tc>
+          <w:tcPr>
+            <w:tcW w:w="2955" w:type="dxa"/>
+            <w:tcBorders>
+              <w:top w:val="single" w:sz="4" w:space="0" w:color="000000"/>
+              <w:left w:val="single" w:sz="4" w:space="0" w:color="000000"/>
+              <w:bottom w:val="single" w:sz="4" w:space="0" w:color="000000"/>
+              <w:right w:val="single" w:sz="4" w:space="0" w:color="000000"/>
+            </w:tcBorders>
+            <w:tcMar>
+              <w:top w:w="60" w:type="dxa"/>
+              <w:left w:w="60" w:type="dxa"/>
+              <w:bottom w:w="60" w:type="dxa"/>
+              <w:right w:w="60" w:type="dxa"/>
+            </w:tcMar>
+          </w:tcPr>
+          <w:p>
+            <w:pPr>
+              <w:jc w:val="center"/>
+              <w:rPr>
+                <w:color w:val="000000" w:themeColor="text1"/>
+                <w:sz w:val="20"/>
+                <w:szCs w:val="20"/>
+                <w14:textOutline w14:w="0" w14:cap="flat" w14:cmpd="sng" w14:algn="ctr">
+                  <w14:noFill/>
+                  <w14:prstDash w14:val="solid"/>
+                  <w14:round/>
+                </w14:textOutline>
+              </w:rPr>
+            </w:pPr>
+            <w:r>
+              <w:rPr>
+                <w:color w:val="000000" w:themeColor="text1"/>
+                <w:sz w:val="20"/>
+                <w:szCs w:val="20"/>
+                <w14:textOutline w14:w="0" w14:cap="flat" w14:cmpd="sng" w14:algn="ctr">
+                  <w14:noFill/>
+                  <w14:prstDash w14:val="solid"/>
+                  <w14:round/>
+                </w14:textOutline>
+              </w:rPr>
+              <w:t>Nov 4</w:t>
+            </w:r>
+          </w:p>
+        </w:tc>
+        <w:tc>
+          <w:tcPr>
+            <w:tcW w:w="3210" w:type="dxa"/>
+            <w:tcBorders>
+              <w:top w:val="single" w:sz="4" w:space="0" w:color="000000"/>
+              <w:left w:val="single" w:sz="4" w:space="0" w:color="000000"/>
+              <w:bottom w:val="single" w:sz="4" w:space="0" w:color="000000"/>
+              <w:right w:val="single" w:sz="4" w:space="0" w:color="000000"/>
+            </w:tcBorders>
+            <w:tcMar>
+              <w:top w:w="60" w:type="dxa"/>
+              <w:left w:w="60" w:type="dxa"/>
+              <w:bottom w:w="60" w:type="dxa"/>
+              <w:right w:w="60" w:type="dxa"/>
+            </w:tcMar>
+          </w:tcPr>
+          <w:p>
+            <w:pPr>
+              <w:jc w:val="center"/>
+              <w:rPr>
+                <w:color w:val="000000" w:themeColor="text1"/>
+                <w:sz w:val="20"/>
+                <w:szCs w:val="20"/>
+                <w14:textOutline w14:w="0" w14:cap="flat" w14:cmpd="sng" w14:algn="ctr">
+                  <w14:noFill/>
+                  <w14:prstDash w14:val="solid"/>
+                  <w14:round/>
+                </w14:textOutline>
+              </w:rPr>
+            </w:pPr>
+            <w:r>
+              <w:rPr>
+                <w:color w:val="000000" w:themeColor="text1"/>
+                <w:sz w:val="20"/>
+                <w:szCs w:val="20"/>
+                <w14:textOutline w14:w="0" w14:cap="flat" w14:cmpd="sng" w14:algn="ctr">
+                  <w14:noFill/>
+                  <w14:prstDash w14:val="solid"/>
+                  <w14:round/>
+                </w14:textOutline>
+              </w:rPr>
+              <w:t>Nov 16</w:t>
+            </w:r>
+          </w:p>
+        </w:tc>
+      </w:tr>
+      <w:tr>
+        <w:trPr>
+          <w:trHeight w:val="1020"/>
+        </w:trPr>
+        <w:tc>
+          <w:tcPr>
+            <w:tcW w:w="3120" w:type="dxa"/>
+            <w:tcBorders>
+              <w:top w:val="single" w:sz="4" w:space="0" w:color="000000"/>
+              <w:left w:val="single" w:sz="4" w:space="0" w:color="000000"/>
+              <w:bottom w:val="single" w:sz="4" w:space="0" w:color="000000"/>
+              <w:right w:val="single" w:sz="4" w:space="0" w:color="000000"/>
+            </w:tcBorders>
+            <w:tcMar>
+              <w:top w:w="60" w:type="dxa"/>
+              <w:left w:w="60" w:type="dxa"/>
+              <w:bottom w:w="60" w:type="dxa"/>
+              <w:right w:w="60" w:type="dxa"/>
+            </w:tcMar>
+          </w:tcPr>
+          <w:p>
+            <w:pPr>
+              <w:jc w:val="center"/>
+              <w:rPr>
+                <w:color w:val="000000" w:themeColor="text1"/>
+                <w:sz w:val="20"/>
+                <w:szCs w:val="20"/>
+                <w14:textOutline w14:w="0" w14:cap="flat" w14:cmpd="sng" w14:algn="ctr">
+                  <w14:noFill/>
+                  <w14:prstDash w14:val="solid"/>
+                  <w14:round/>
+                </w14:textOutline>
+              </w:rPr>
+            </w:pPr>
+            <w:r>
+              <w:rPr>
+                <w:color w:val="000000" w:themeColor="text1"/>
+                <w:sz w:val="20"/>
+                <w:szCs w:val="20"/>
+                <w14:textOutline w14:w="0" w14:cap="flat" w14:cmpd="sng" w14:algn="ctr">
+                  <w14:noFill/>
+                  <w14:prstDash w14:val="solid"/>
+                  <w14:round/>
+                </w14:textOutline>
+              </w:rPr>
+              <w:t>Profile Integration</w:t>
+            </w:r>
+          </w:p>
+        </w:tc>
+        <w:tc>
+          <w:tcPr>
+            <w:tcW w:w="2955" w:type="dxa"/>
+            <w:tcBorders>
+              <w:top w:val="single" w:sz="4" w:space="0" w:color="000000"/>
+              <w:left w:val="single" w:sz="4" w:space="0" w:color="000000"/>
+              <w:bottom w:val="single" w:sz="4" w:space="0" w:color="000000"/>
+              <w:right w:val="single" w:sz="4" w:space="0" w:color="000000"/>
+            </w:tcBorders>
+            <w:tcMar>
+              <w:top w:w="60" w:type="dxa"/>
+              <w:left w:w="60" w:type="dxa"/>
+              <w:bottom w:w="60" w:type="dxa"/>
+              <w:right w:w="60" w:type="dxa"/>
+            </w:tcMar>
+          </w:tcPr>
+          <w:p>
+            <w:pPr>
+              <w:jc w:val="center"/>
+              <w:rPr>
+                <w:color w:val="000000" w:themeColor="text1"/>
+                <w:sz w:val="20"/>
+                <w:szCs w:val="20"/>
+                <w14:textOutline w14:w="0" w14:cap="flat" w14:cmpd="sng" w14:algn="ctr">
+                  <w14:noFill/>
+                  <w14:prstDash w14:val="solid"/>
+                  <w14:round/>
+                </w14:textOutline>
+              </w:rPr>
+            </w:pPr>
+            <w:r>
+              <w:rPr>
+                <w:color w:val="000000" w:themeColor="text1"/>
+                <w:sz w:val="20"/>
+                <w:szCs w:val="20"/>
+                <w14:textOutline w14:w="0" w14:cap="flat" w14:cmpd="sng" w14:algn="ctr">
+                  <w14:noFill/>
+                  <w14:prstDash w14:val="solid"/>
+                  <w14:round/>
+                </w14:textOutline>
+              </w:rPr>
+              <w:t>Nov 17</w:t>
+            </w:r>
+          </w:p>
+        </w:tc>
+        <w:tc>
+          <w:tcPr>
+            <w:tcW w:w="3210" w:type="dxa"/>
+            <w:tcBorders>
+              <w:top w:val="single" w:sz="4" w:space="0" w:color="000000"/>
+              <w:left w:val="single" w:sz="4" w:space="0" w:color="000000"/>
+              <w:bottom w:val="single" w:sz="4" w:space="0" w:color="000000"/>
+              <w:right w:val="single" w:sz="4" w:space="0" w:color="000000"/>
+            </w:tcBorders>
+            <w:tcMar>
+              <w:top w:w="60" w:type="dxa"/>
+              <w:left w:w="60" w:type="dxa"/>
+              <w:bottom w:w="60" w:type="dxa"/>
+              <w:right w:w="60" w:type="dxa"/>
+            </w:tcMar>
+          </w:tcPr>
+          <w:p>
+            <w:pPr>
+              <w:jc w:val="center"/>
+              <w:rPr>
+                <w:color w:val="000000" w:themeColor="text1"/>
+                <w:sz w:val="20"/>
+                <w:szCs w:val="20"/>
+                <w14:textOutline w14:w="0" w14:cap="flat" w14:cmpd="sng" w14:algn="ctr">
+                  <w14:noFill/>
+                  <w14:prstDash w14:val="solid"/>
+                  <w14:round/>
+                </w14:textOutline>
+              </w:rPr>
+            </w:pPr>
+            <w:r>
+              <w:rPr>
+                <w:color w:val="000000" w:themeColor="text1"/>
+                <w:sz w:val="20"/>
+                <w:szCs w:val="20"/>
+                <w14:textOutline w14:w="0" w14:cap="flat" w14:cmpd="sng" w14:algn="ctr">
+                  <w14:noFill/>
+                  <w14:prstDash w14:val="solid"/>
+                  <w14:round/>
+                </w14:textOutline>
+              </w:rPr>
+              <w:t>Nov 20</w:t>
+            </w:r>
+          </w:p>
+        </w:tc>
+      </w:tr>
+      <w:tr>
+        <w:trPr>
+          <w:trHeight w:val="1020"/>
+        </w:trPr>
+        <w:tc>
+          <w:tcPr>
+            <w:tcW w:w="3120" w:type="dxa"/>
+            <w:tcBorders>
+              <w:top w:val="single" w:sz="4" w:space="0" w:color="000000"/>
+              <w:left w:val="single" w:sz="4" w:space="0" w:color="000000"/>
+              <w:bottom w:val="single" w:sz="4" w:space="0" w:color="000000"/>
+              <w:right w:val="single" w:sz="4" w:space="0" w:color="000000"/>
+            </w:tcBorders>
+            <w:tcMar>
+              <w:top w:w="60" w:type="dxa"/>
+              <w:left w:w="60" w:type="dxa"/>
+              <w:bottom w:w="60" w:type="dxa"/>
+              <w:right w:w="60" w:type="dxa"/>
+            </w:tcMar>
+          </w:tcPr>
+          <w:p>
+            <w:pPr>
+              <w:jc w:val="center"/>
+              <w:rPr>
+                <w:color w:val="000000" w:themeColor="text1"/>
+                <w:sz w:val="20"/>
+                <w:szCs w:val="20"/>
+                <w14:textOutline w14:w="0" w14:cap="flat" w14:cmpd="sng" w14:algn="ctr">
+                  <w14:noFill/>
+                  <w14:prstDash w14:val="solid"/>
+                  <w14:round/>
+                </w14:textOutline>
+              </w:rPr>
+            </w:pPr>
+            <w:r>
+              <w:rPr>
+                <w:color w:val="000000" w:themeColor="text1"/>
+                <w:sz w:val="20"/>
+                <w:szCs w:val="20"/>
+                <w14:textOutline w14:w="0" w14:cap="flat" w14:cmpd="sng" w14:algn="ctr">
+                  <w14:noFill/>
+                  <w14:prstDash w14:val="solid"/>
+                  <w14:round/>
+                </w14:textOutline>
+              </w:rPr>
+              <w:t>Leaderboard Integration</w:t>
+            </w:r>
+          </w:p>
+        </w:tc>
+        <w:tc>
+          <w:tcPr>
+            <w:tcW w:w="2955" w:type="dxa"/>
+            <w:tcBorders>
+              <w:top w:val="single" w:sz="4" w:space="0" w:color="000000"/>
+              <w:left w:val="single" w:sz="4" w:space="0" w:color="000000"/>
+              <w:bottom w:val="single" w:sz="4" w:space="0" w:color="000000"/>
+              <w:right w:val="single" w:sz="4" w:space="0" w:color="000000"/>
+            </w:tcBorders>
+            <w:tcMar>
+              <w:top w:w="60" w:type="dxa"/>
+              <w:left w:w="60" w:type="dxa"/>
+              <w:bottom w:w="60" w:type="dxa"/>
+              <w:right w:w="60" w:type="dxa"/>
+            </w:tcMar>
+          </w:tcPr>
+          <w:p>
+            <w:pPr>
+              <w:jc w:val="center"/>
+              <w:rPr>
+                <w:color w:val="000000" w:themeColor="text1"/>
+                <w:sz w:val="20"/>
+                <w:szCs w:val="20"/>
+                <w14:textOutline w14:w="0" w14:cap="flat" w14:cmpd="sng" w14:algn="ctr">
+                  <w14:noFill/>
+                  <w14:prstDash w14:val="solid"/>
+                  <w14:round/>
+                </w14:textOutline>
+              </w:rPr>
+            </w:pPr>
+            <w:r>
+              <w:rPr>
+                <w:color w:val="000000" w:themeColor="text1"/>
+                <w:sz w:val="20"/>
+                <w:szCs w:val="20"/>
+                <w14:textOutline w14:w="0" w14:cap="flat" w14:cmpd="sng" w14:algn="ctr">
+                  <w14:noFill/>
+                  <w14:prstDash w14:val="solid"/>
+                  <w14:round/>
+                </w14:textOutline>
+              </w:rPr>
+              <w:t>Nov 17</w:t>
+            </w:r>
+          </w:p>
+        </w:tc>
+        <w:tc>
+          <w:tcPr>
+            <w:tcW w:w="3210" w:type="dxa"/>
+            <w:tcBorders>
+              <w:top w:val="single" w:sz="4" w:space="0" w:color="000000"/>
+              <w:left w:val="single" w:sz="4" w:space="0" w:color="000000"/>
+              <w:bottom w:val="single" w:sz="4" w:space="0" w:color="000000"/>
+              <w:right w:val="single" w:sz="4" w:space="0" w:color="000000"/>
+            </w:tcBorders>
+            <w:tcMar>
+              <w:top w:w="60" w:type="dxa"/>
+              <w:left w:w="60" w:type="dxa"/>
+              <w:bottom w:w="60" w:type="dxa"/>
+              <w:right w:w="60" w:type="dxa"/>
+            </w:tcMar>
+          </w:tcPr>
+          <w:p>
+            <w:pPr>
+              <w:jc w:val="center"/>
+              <w:rPr>
+                <w:color w:val="000000" w:themeColor="text1"/>
+                <w:sz w:val="20"/>
+                <w:szCs w:val="20"/>
+                <w14:textOutline w14:w="0" w14:cap="flat" w14:cmpd="sng" w14:algn="ctr">
+                  <w14:noFill/>
+                  <w14:prstDash w14:val="solid"/>
+                  <w14:round/>
+                </w14:textOutline>
+              </w:rPr>
+            </w:pPr>
+            <w:r>
+              <w:rPr>
+                <w:color w:val="000000" w:themeColor="text1"/>
+                <w:sz w:val="20"/>
+                <w:szCs w:val="20"/>
+                <w14:textOutline w14:w="0" w14:cap="flat" w14:cmpd="sng" w14:algn="ctr">
+                  <w14:noFill/>
+                  <w14:prstDash w14:val="solid"/>
+                  <w14:round/>
+                </w14:textOutline>
+              </w:rPr>
+              <w:t>Nov 20</w:t>
+            </w:r>
+          </w:p>
+        </w:tc>
+      </w:tr>
+      <w:tr>
+        <w:trPr>
+          <w:trHeight w:val="1020"/>
+        </w:trPr>
+        <w:tc>
+          <w:tcPr>
+            <w:tcW w:w="3120" w:type="dxa"/>
+            <w:tcBorders>
+              <w:top w:val="single" w:sz="4" w:space="0" w:color="000000"/>
+              <w:left w:val="single" w:sz="4" w:space="0" w:color="000000"/>
+              <w:bottom w:val="single" w:sz="4" w:space="0" w:color="000000"/>
+              <w:right w:val="single" w:sz="4" w:space="0" w:color="000000"/>
+            </w:tcBorders>
+            <w:tcMar>
+              <w:top w:w="60" w:type="dxa"/>
+              <w:left w:w="60" w:type="dxa"/>
+              <w:bottom w:w="60" w:type="dxa"/>
+              <w:right w:w="60" w:type="dxa"/>
+            </w:tcMar>
+          </w:tcPr>
+          <w:p>
+            <w:pPr>
+              <w:jc w:val="center"/>
+              <w:rPr>
+                <w:color w:val="000000" w:themeColor="text1"/>
+                <w:sz w:val="20"/>
+                <w:szCs w:val="20"/>
+                <w14:textOutline w14:w="0" w14:cap="flat" w14:cmpd="sng" w14:algn="ctr">
+                  <w14:noFill/>
+                  <w14:prstDash w14:val="solid"/>
+                  <w14:round/>
+                </w14:textOutline>
+              </w:rPr>
+            </w:pPr>
+            <w:r>
+              <w:rPr>
+                <w:color w:val="000000" w:themeColor="text1"/>
+                <w:sz w:val="20"/>
+                <w:szCs w:val="20"/>
+                <w14:textOutline w14:w="0" w14:cap="flat" w14:cmpd="sng" w14:algn="ctr">
+                  <w14:noFill/>
+                  <w14:prstDash w14:val="solid"/>
+                  <w14:round/>
+                </w14:textOutline>
+              </w:rPr>
+              <w:t>Network Integration</w:t>
+            </w:r>
+          </w:p>
+        </w:tc>
+        <w:tc>
+          <w:tcPr>
+            <w:tcW w:w="2955" w:type="dxa"/>
+            <w:tcBorders>
+              <w:top w:val="single" w:sz="4" w:space="0" w:color="000000"/>
+              <w:left w:val="single" w:sz="4" w:space="0" w:color="000000"/>
+              <w:bottom w:val="single" w:sz="4" w:space="0" w:color="000000"/>
+              <w:right w:val="single" w:sz="4" w:space="0" w:color="000000"/>
+            </w:tcBorders>
+            <w:tcMar>
+              <w:top w:w="60" w:type="dxa"/>
+              <w:left w:w="60" w:type="dxa"/>
+              <w:bottom w:w="60" w:type="dxa"/>
+              <w:right w:w="60" w:type="dxa"/>
+            </w:tcMar>
+          </w:tcPr>
+          <w:p>
+            <w:pPr>
+              <w:jc w:val="center"/>
+              <w:rPr>
+                <w:color w:val="000000" w:themeColor="text1"/>
+                <w:sz w:val="20"/>
+                <w:szCs w:val="20"/>
+                <w14:textOutline w14:w="0" w14:cap="flat" w14:cmpd="sng" w14:algn="ctr">
+                  <w14:noFill/>
+                  <w14:prstDash w14:val="solid"/>
+                  <w14:round/>
+                </w14:textOutline>
+              </w:rPr>
+            </w:pPr>
+            <w:r>
+              <w:rPr>
+                <w:color w:val="000000" w:themeColor="text1"/>
+                <w:sz w:val="20"/>
+                <w:szCs w:val="20"/>
+                <w14:textOutline w14:w="0" w14:cap="flat" w14:cmpd="sng" w14:algn="ctr">
+                  <w14:noFill/>
+                  <w14:prstDash w14:val="solid"/>
+                  <w14:round/>
+                </w14:textOutline>
+              </w:rPr>
+              <w:t>Nov 19</w:t>
+            </w:r>
+          </w:p>
+        </w:tc>
+        <w:tc>
+          <w:tcPr>
+            <w:tcW w:w="3210" w:type="dxa"/>
+            <w:tcBorders>
+              <w:top w:val="single" w:sz="4" w:space="0" w:color="000000"/>
+              <w:left w:val="single" w:sz="4" w:space="0" w:color="000000"/>
+              <w:bottom w:val="single" w:sz="4" w:space="0" w:color="000000"/>
+              <w:right w:val="single" w:sz="4" w:space="0" w:color="000000"/>
+            </w:tcBorders>
+            <w:tcMar>
+              <w:top w:w="60" w:type="dxa"/>
+              <w:left w:w="60" w:type="dxa"/>
+              <w:bottom w:w="60" w:type="dxa"/>
+              <w:right w:w="60" w:type="dxa"/>
+            </w:tcMar>
+          </w:tcPr>
+          <w:p>
+            <w:pPr>
+              <w:jc w:val="center"/>
+              <w:rPr>
+                <w:color w:val="000000" w:themeColor="text1"/>
+                <w:sz w:val="20"/>
+                <w:szCs w:val="20"/>
+                <w14:textOutline w14:w="0" w14:cap="flat" w14:cmpd="sng" w14:algn="ctr">
+                  <w14:noFill/>
+                  <w14:prstDash w14:val="solid"/>
+                  <w14:round/>
+                </w14:textOutline>
+              </w:rPr>
+            </w:pPr>
+            <w:r>
+              <w:rPr>
+                <w:color w:val="000000" w:themeColor="text1"/>
+                <w:sz w:val="20"/>
+                <w:szCs w:val="20"/>
+                <w14:textOutline w14:w="0" w14:cap="flat" w14:cmpd="sng" w14:algn="ctr">
+                  <w14:noFill/>
+                  <w14:prstDash w14:val="solid"/>
+                  <w14:round/>
+                </w14:textOutline>
+              </w:rPr>
+              <w:t>Nov 23</w:t>
+            </w:r>
+          </w:p>
+        </w:tc>
+      </w:tr>
+      <w:tr>
+        <w:trPr>
+          <w:trHeight w:val="1020"/>
+        </w:trPr>
+        <w:tc>
+          <w:tcPr>
+            <w:tcW w:w="3120" w:type="dxa"/>
+            <w:tcBorders>
+              <w:top w:val="single" w:sz="4" w:space="0" w:color="000000"/>
+              <w:left w:val="single" w:sz="4" w:space="0" w:color="000000"/>
+              <w:bottom w:val="single" w:sz="4" w:space="0" w:color="000000"/>
+              <w:right w:val="single" w:sz="4" w:space="0" w:color="000000"/>
+            </w:tcBorders>
+            <w:tcMar>
+              <w:top w:w="60" w:type="dxa"/>
+              <w:left w:w="60" w:type="dxa"/>
+              <w:bottom w:w="60" w:type="dxa"/>
+              <w:right w:w="60" w:type="dxa"/>
+            </w:tcMar>
+          </w:tcPr>
+          <w:p>
+            <w:pPr>
+              <w:jc w:val="center"/>
+              <w:rPr>
+                <w:color w:val="000000" w:themeColor="text1"/>
+                <w:sz w:val="20"/>
+                <w:szCs w:val="20"/>
+                <w14:textOutline w14:w="0" w14:cap="flat" w14:cmpd="sng" w14:algn="ctr">
+                  <w14:noFill/>
+                  <w14:prstDash w14:val="solid"/>
+                  <w14:round/>
+                </w14:textOutline>
+              </w:rPr>
+            </w:pPr>
+            <w:r>
+              <w:rPr>
+                <w:color w:val="000000" w:themeColor="text1"/>
+                <w:sz w:val="20"/>
+                <w:szCs w:val="20"/>
+                <w14:textOutline w14:w="0" w14:cap="flat" w14:cmpd="sng" w14:algn="ctr">
+                  <w14:noFill/>
+                  <w14:prstDash w14:val="solid"/>
+                  <w14:round/>
+                </w14:textOutline>
+              </w:rPr>
+              <w:t>Game Integration</w:t>
+            </w:r>
+          </w:p>
+        </w:tc>
+        <w:tc>
+          <w:tcPr>
+            <w:tcW w:w="2955" w:type="dxa"/>
+            <w:tcBorders>
+              <w:top w:val="single" w:sz="4" w:space="0" w:color="000000"/>
+              <w:left w:val="single" w:sz="4" w:space="0" w:color="000000"/>
+              <w:bottom w:val="single" w:sz="4" w:space="0" w:color="000000"/>
+              <w:right w:val="single" w:sz="4" w:space="0" w:color="000000"/>
+            </w:tcBorders>
+            <w:tcMar>
+              <w:top w:w="60" w:type="dxa"/>
+              <w:left w:w="60" w:type="dxa"/>
+              <w:bottom w:w="60" w:type="dxa"/>
+              <w:right w:w="60" w:type="dxa"/>
+            </w:tcMar>
+          </w:tcPr>
+          <w:p>
+            <w:pPr>
+              <w:jc w:val="center"/>
+              <w:rPr>
+                <w:color w:val="000000" w:themeColor="text1"/>
+                <w:sz w:val="20"/>
+                <w:szCs w:val="20"/>
+                <w14:textOutline w14:w="0" w14:cap="flat" w14:cmpd="sng" w14:algn="ctr">
+                  <w14:noFill/>
+                  <w14:prstDash w14:val="solid"/>
+                  <w14:round/>
+                </w14:textOutline>
+              </w:rPr>
+            </w:pPr>
+            <w:r>
+              <w:rPr>
+                <w:color w:val="000000" w:themeColor="text1"/>
+                <w:sz w:val="20"/>
+                <w:szCs w:val="20"/>
+                <w14:textOutline w14:w="0" w14:cap="flat" w14:cmpd="sng" w14:algn="ctr">
+                  <w14:noFill/>
+                  <w14:prstDash w14:val="solid"/>
+                  <w14:round/>
+                </w14:textOutline>
+              </w:rPr>
+              <w:t>Nov 17</w:t>
+            </w:r>
+          </w:p>
+        </w:tc>
+        <w:tc>
+          <w:tcPr>
+            <w:tcW w:w="3210" w:type="dxa"/>
+            <w:tcBorders>
+              <w:top w:val="single" w:sz="4" w:space="0" w:color="000000"/>
+              <w:left w:val="single" w:sz="4" w:space="0" w:color="000000"/>
+              <w:bottom w:val="single" w:sz="4" w:space="0" w:color="000000"/>
+              <w:right w:val="single" w:sz="4" w:space="0" w:color="000000"/>
+            </w:tcBorders>
+            <w:tcMar>
+              <w:top w:w="60" w:type="dxa"/>
+              <w:left w:w="60" w:type="dxa"/>
+              <w:bottom w:w="60" w:type="dxa"/>
+              <w:right w:w="60" w:type="dxa"/>
+            </w:tcMar>
+          </w:tcPr>
+          <w:p>
+            <w:pPr>
+              <w:jc w:val="center"/>
+              <w:rPr>
+                <w:color w:val="000000" w:themeColor="text1"/>
+                <w:sz w:val="20"/>
+                <w:szCs w:val="20"/>
+                <w14:textOutline w14:w="0" w14:cap="flat" w14:cmpd="sng" w14:algn="ctr">
+                  <w14:noFill/>
+                  <w14:prstDash w14:val="solid"/>
+                  <w14:round/>
+                </w14:textOutline>
+              </w:rPr>
+            </w:pPr>
+            <w:r>
+              <w:rPr>
+                <w:color w:val="000000" w:themeColor="text1"/>
+                <w:sz w:val="20"/>
+                <w:szCs w:val="20"/>
+                <w14:textOutline w14:w="0" w14:cap="flat" w14:cmpd="sng" w14:algn="ctr">
+                  <w14:noFill/>
+                  <w14:prstDash w14:val="solid"/>
+                  <w14:round/>
+                </w14:textOutline>
+              </w:rPr>
+              <w:t>Nov 20</w:t>
+            </w:r>
+          </w:p>
+        </w:tc>
+      </w:tr>
+      <w:tr>
+        <w:trPr>
+          <w:trHeight w:val="1020"/>
+        </w:trPr>
+        <w:tc>
+          <w:tcPr>
+            <w:tcW w:w="3120" w:type="dxa"/>
+            <w:tcBorders>
+              <w:top w:val="single" w:sz="4" w:space="0" w:color="000000"/>
+              <w:left w:val="single" w:sz="4" w:space="0" w:color="000000"/>
+              <w:bottom w:val="single" w:sz="4" w:space="0" w:color="000000"/>
+              <w:right w:val="single" w:sz="4" w:space="0" w:color="000000"/>
+            </w:tcBorders>
+            <w:tcMar>
+              <w:top w:w="60" w:type="dxa"/>
+              <w:left w:w="60" w:type="dxa"/>
+              <w:bottom w:w="60" w:type="dxa"/>
+              <w:right w:w="60" w:type="dxa"/>
+            </w:tcMar>
+          </w:tcPr>
+          <w:p>
+            <w:pPr>
+              <w:jc w:val="center"/>
+              <w:rPr>
+                <w:color w:val="000000" w:themeColor="text1"/>
+                <w:sz w:val="20"/>
+                <w:szCs w:val="20"/>
+                <w14:textOutline w14:w="0" w14:cap="flat" w14:cmpd="sng" w14:algn="ctr">
+                  <w14:noFill/>
+                  <w14:prstDash w14:val="solid"/>
+                  <w14:round/>
+                </w14:textOutline>
+              </w:rPr>
+            </w:pPr>
+            <w:r>
+              <w:rPr>
+                <w:color w:val="000000" w:themeColor="text1"/>
+                <w:sz w:val="20"/>
+                <w:szCs w:val="20"/>
+                <w14:textOutline w14:w="0" w14:cap="flat" w14:cmpd="sng" w14:algn="ctr">
+                  <w14:noFill/>
+                  <w14:prstDash w14:val="solid"/>
+                  <w14:round/>
+                </w14:textOutline>
+              </w:rPr>
+              <w:lastRenderedPageBreak/>
+              <w:t>Database Integration</w:t>
+            </w:r>
+          </w:p>
+        </w:tc>
+        <w:tc>
+          <w:tcPr>
+            <w:tcW w:w="2955" w:type="dxa"/>
+            <w:tcBorders>
+              <w:top w:val="single" w:sz="4" w:space="0" w:color="000000"/>
+              <w:left w:val="single" w:sz="4" w:space="0" w:color="000000"/>
+              <w:bottom w:val="single" w:sz="4" w:space="0" w:color="000000"/>
+              <w:right w:val="single" w:sz="4" w:space="0" w:color="000000"/>
+            </w:tcBorders>
+            <w:tcMar>
+              <w:top w:w="60" w:type="dxa"/>
+              <w:left w:w="60" w:type="dxa"/>
+              <w:bottom w:w="60" w:type="dxa"/>
+              <w:right w:w="60" w:type="dxa"/>
+            </w:tcMar>
+          </w:tcPr>
+          <w:p>
+            <w:pPr>
+              <w:jc w:val="center"/>
+              <w:rPr>
+                <w:color w:val="000000" w:themeColor="text1"/>
+                <w:sz w:val="20"/>
+                <w:szCs w:val="20"/>
+                <w14:textOutline w14:w="0" w14:cap="flat" w14:cmpd="sng" w14:algn="ctr">
+                  <w14:noFill/>
+                  <w14:prstDash w14:val="solid"/>
+                  <w14:round/>
+                </w14:textOutline>
+              </w:rPr>
+            </w:pPr>
+            <w:r>
+              <w:rPr>
+                <w:color w:val="000000" w:themeColor="text1"/>
+                <w:sz w:val="20"/>
+                <w:szCs w:val="20"/>
+                <w14:textOutline w14:w="0" w14:cap="flat" w14:cmpd="sng" w14:algn="ctr">
+                  <w14:noFill/>
+                  <w14:prstDash w14:val="solid"/>
+                  <w14:round/>
+                </w14:textOutline>
+              </w:rPr>
+              <w:t>Nov 26</w:t>
+            </w:r>
+          </w:p>
+        </w:tc>
+        <w:tc>
+          <w:tcPr>
+            <w:tcW w:w="3210" w:type="dxa"/>
+            <w:tcBorders>
+              <w:top w:val="single" w:sz="4" w:space="0" w:color="000000"/>
+              <w:left w:val="single" w:sz="4" w:space="0" w:color="000000"/>
+              <w:bottom w:val="single" w:sz="4" w:space="0" w:color="000000"/>
+              <w:right w:val="single" w:sz="4" w:space="0" w:color="000000"/>
+            </w:tcBorders>
+            <w:tcMar>
+              <w:top w:w="60" w:type="dxa"/>
+              <w:left w:w="60" w:type="dxa"/>
+              <w:bottom w:w="60" w:type="dxa"/>
+              <w:right w:w="60" w:type="dxa"/>
+            </w:tcMar>
+          </w:tcPr>
+          <w:p>
+            <w:pPr>
+              <w:jc w:val="center"/>
+              <w:rPr>
+                <w:color w:val="000000" w:themeColor="text1"/>
+                <w:sz w:val="20"/>
+                <w:szCs w:val="20"/>
+                <w14:textOutline w14:w="0" w14:cap="flat" w14:cmpd="sng" w14:algn="ctr">
+                  <w14:noFill/>
+                  <w14:prstDash w14:val="solid"/>
+                  <w14:round/>
+                </w14:textOutline>
+              </w:rPr>
+            </w:pPr>
+            <w:r>
+              <w:rPr>
+                <w:color w:val="000000" w:themeColor="text1"/>
+                <w:sz w:val="20"/>
+                <w:szCs w:val="20"/>
+                <w14:textOutline w14:w="0" w14:cap="flat" w14:cmpd="sng" w14:algn="ctr">
+                  <w14:noFill/>
+                  <w14:prstDash w14:val="solid"/>
+                  <w14:round/>
+                </w14:textOutline>
+              </w:rPr>
+              <w:t>Nov 30</w:t>
+            </w:r>
+          </w:p>
+        </w:tc>
+      </w:tr>
+      <w:tr>
+        <w:trPr>
+          <w:trHeight w:val="1020"/>
+        </w:trPr>
+        <w:tc>
+          <w:tcPr>
+            <w:tcW w:w="3120" w:type="dxa"/>
+            <w:tcBorders>
+              <w:top w:val="single" w:sz="4" w:space="0" w:color="000000"/>
+              <w:left w:val="single" w:sz="4" w:space="0" w:color="000000"/>
+              <w:bottom w:val="single" w:sz="4" w:space="0" w:color="000000"/>
+              <w:right w:val="single" w:sz="4" w:space="0" w:color="000000"/>
+            </w:tcBorders>
+            <w:tcMar>
+              <w:top w:w="60" w:type="dxa"/>
+              <w:left w:w="60" w:type="dxa"/>
+              <w:bottom w:w="60" w:type="dxa"/>
+              <w:right w:w="60" w:type="dxa"/>
+            </w:tcMar>
+          </w:tcPr>
+          <w:p>
+            <w:pPr>
+              <w:jc w:val="center"/>
+              <w:rPr>
+                <w:color w:val="000000" w:themeColor="text1"/>
+                <w:sz w:val="20"/>
+                <w:szCs w:val="20"/>
+                <w14:textOutline w14:w="0" w14:cap="flat" w14:cmpd="sng" w14:algn="ctr">
+                  <w14:noFill/>
+                  <w14:prstDash w14:val="solid"/>
+                  <w14:round/>
+                </w14:textOutline>
+              </w:rPr>
+            </w:pPr>
+            <w:r>
+              <w:rPr>
+                <w:color w:val="000000" w:themeColor="text1"/>
+                <w:sz w:val="20"/>
+                <w:szCs w:val="20"/>
+                <w14:textOutline w14:w="0" w14:cap="flat" w14:cmpd="sng" w14:algn="ctr">
+                  <w14:noFill/>
+                  <w14:prstDash w14:val="solid"/>
+                  <w14:round/>
+                </w14:textOutline>
+              </w:rPr>
+              <w:t>Junit Testing</w:t>
+            </w:r>
+          </w:p>
+        </w:tc>
+        <w:tc>
+          <w:tcPr>
+            <w:tcW w:w="2955" w:type="dxa"/>
+            <w:tcBorders>
+              <w:top w:val="single" w:sz="4" w:space="0" w:color="000000"/>
+              <w:left w:val="single" w:sz="4" w:space="0" w:color="000000"/>
+              <w:bottom w:val="single" w:sz="4" w:space="0" w:color="000000"/>
+              <w:right w:val="single" w:sz="4" w:space="0" w:color="000000"/>
+            </w:tcBorders>
+            <w:tcMar>
+              <w:top w:w="60" w:type="dxa"/>
+              <w:left w:w="60" w:type="dxa"/>
+              <w:bottom w:w="60" w:type="dxa"/>
+              <w:right w:w="60" w:type="dxa"/>
+            </w:tcMar>
+          </w:tcPr>
+          <w:p>
+            <w:pPr>
+              <w:jc w:val="center"/>
+              <w:rPr>
+                <w:color w:val="000000" w:themeColor="text1"/>
+                <w:sz w:val="20"/>
+                <w:szCs w:val="20"/>
+                <w14:textOutline w14:w="0" w14:cap="flat" w14:cmpd="sng" w14:algn="ctr">
+                  <w14:noFill/>
+                  <w14:prstDash w14:val="solid"/>
+                  <w14:round/>
+                </w14:textOutline>
+              </w:rPr>
+            </w:pPr>
+            <w:r>
+              <w:rPr>
+                <w:color w:val="000000" w:themeColor="text1"/>
+                <w:sz w:val="20"/>
+                <w:szCs w:val="20"/>
+                <w14:textOutline w14:w="0" w14:cap="flat" w14:cmpd="sng" w14:algn="ctr">
+                  <w14:noFill/>
+                  <w14:prstDash w14:val="solid"/>
+                  <w14:round/>
+                </w14:textOutline>
+              </w:rPr>
+              <w:t>Nov 28</w:t>
+            </w:r>
+          </w:p>
+        </w:tc>
+        <w:tc>
+          <w:tcPr>
+            <w:tcW w:w="3210" w:type="dxa"/>
+            <w:tcBorders>
+              <w:top w:val="single" w:sz="4" w:space="0" w:color="000000"/>
+              <w:left w:val="single" w:sz="4" w:space="0" w:color="000000"/>
+              <w:bottom w:val="single" w:sz="4" w:space="0" w:color="000000"/>
+              <w:right w:val="single" w:sz="4" w:space="0" w:color="000000"/>
+            </w:tcBorders>
+            <w:tcMar>
+              <w:top w:w="60" w:type="dxa"/>
+              <w:left w:w="60" w:type="dxa"/>
+              <w:bottom w:w="60" w:type="dxa"/>
+              <w:right w:w="60" w:type="dxa"/>
+            </w:tcMar>
+          </w:tcPr>
+          <w:p>
+            <w:pPr>
+              <w:jc w:val="center"/>
+              <w:rPr>
+                <w:color w:val="000000" w:themeColor="text1"/>
+                <w:sz w:val="20"/>
+                <w:szCs w:val="20"/>
+                <w14:textOutline w14:w="0" w14:cap="flat" w14:cmpd="sng" w14:algn="ctr">
+                  <w14:noFill/>
+                  <w14:prstDash w14:val="solid"/>
+                  <w14:round/>
+                </w14:textOutline>
+              </w:rPr>
+            </w:pPr>
+            <w:r>
+              <w:rPr>
+                <w:color w:val="000000" w:themeColor="text1"/>
+                <w:sz w:val="20"/>
+                <w:szCs w:val="20"/>
+                <w14:textOutline w14:w="0" w14:cap="flat" w14:cmpd="sng" w14:algn="ctr">
+                  <w14:noFill/>
+                  <w14:prstDash w14:val="solid"/>
+                  <w14:round/>
+                </w14:textOutline>
+              </w:rPr>
+              <w:t>Dec 1</w:t>
+            </w:r>
+          </w:p>
+        </w:tc>
+      </w:tr>
+      <w:tr>
+        <w:trPr>
+          <w:trHeight w:val="1020"/>
+        </w:trPr>
+        <w:tc>
+          <w:tcPr>
+            <w:tcW w:w="3120" w:type="dxa"/>
+            <w:tcBorders>
+              <w:top w:val="single" w:sz="4" w:space="0" w:color="000000"/>
+              <w:left w:val="single" w:sz="4" w:space="0" w:color="000000"/>
+              <w:bottom w:val="single" w:sz="4" w:space="0" w:color="000000"/>
+              <w:right w:val="single" w:sz="4" w:space="0" w:color="000000"/>
+            </w:tcBorders>
+            <w:tcMar>
+              <w:top w:w="60" w:type="dxa"/>
+              <w:left w:w="60" w:type="dxa"/>
+              <w:bottom w:w="60" w:type="dxa"/>
+              <w:right w:w="60" w:type="dxa"/>
+            </w:tcMar>
+          </w:tcPr>
+          <w:p>
+            <w:pPr>
+              <w:jc w:val="center"/>
+              <w:rPr>
+                <w:color w:val="000000" w:themeColor="text1"/>
+                <w:sz w:val="20"/>
+                <w:szCs w:val="20"/>
+                <w14:textOutline w14:w="0" w14:cap="flat" w14:cmpd="sng" w14:algn="ctr">
+                  <w14:noFill/>
+                  <w14:prstDash w14:val="solid"/>
+                  <w14:round/>
+                </w14:textOutline>
+              </w:rPr>
+            </w:pPr>
+            <w:r>
+              <w:rPr>
+                <w:color w:val="000000" w:themeColor="text1"/>
+                <w:sz w:val="20"/>
+                <w:szCs w:val="20"/>
+                <w14:textOutline w14:w="0" w14:cap="flat" w14:cmpd="sng" w14:algn="ctr">
+                  <w14:noFill/>
+                  <w14:prstDash w14:val="solid"/>
+                  <w14:round/>
+                </w14:textOutline>
+              </w:rPr>
+              <w:t>Final Iteration of Code</w:t>
+            </w:r>
+          </w:p>
+        </w:tc>
+        <w:tc>
+          <w:tcPr>
+            <w:tcW w:w="2955" w:type="dxa"/>
+            <w:tcBorders>
+              <w:top w:val="single" w:sz="4" w:space="0" w:color="000000"/>
+              <w:left w:val="single" w:sz="4" w:space="0" w:color="000000"/>
+              <w:bottom w:val="single" w:sz="4" w:space="0" w:color="000000"/>
+              <w:right w:val="single" w:sz="4" w:space="0" w:color="000000"/>
+            </w:tcBorders>
+            <w:tcMar>
+              <w:top w:w="60" w:type="dxa"/>
+              <w:left w:w="60" w:type="dxa"/>
+              <w:bottom w:w="60" w:type="dxa"/>
+              <w:right w:w="60" w:type="dxa"/>
+            </w:tcMar>
+          </w:tcPr>
+          <w:p>
+            <w:pPr>
+              <w:jc w:val="center"/>
+              <w:rPr>
+                <w:color w:val="000000" w:themeColor="text1"/>
+                <w:sz w:val="20"/>
+                <w:szCs w:val="20"/>
+                <w14:textOutline w14:w="0" w14:cap="flat" w14:cmpd="sng" w14:algn="ctr">
+                  <w14:noFill/>
+                  <w14:prstDash w14:val="solid"/>
+                  <w14:round/>
+                </w14:textOutline>
+              </w:rPr>
+            </w:pPr>
+            <w:r>
+              <w:rPr>
+                <w:color w:val="000000" w:themeColor="text1"/>
+                <w:sz w:val="20"/>
+                <w:szCs w:val="20"/>
+                <w14:textOutline w14:w="0" w14:cap="flat" w14:cmpd="sng" w14:algn="ctr">
+                  <w14:noFill/>
+                  <w14:prstDash w14:val="solid"/>
+                  <w14:round/>
+                </w14:textOutline>
+              </w:rPr>
+              <w:t>Dec 1</w:t>
+            </w:r>
+          </w:p>
+        </w:tc>
+        <w:tc>
+          <w:tcPr>
+            <w:tcW w:w="3210" w:type="dxa"/>
+            <w:tcBorders>
+              <w:top w:val="single" w:sz="4" w:space="0" w:color="000000"/>
+              <w:left w:val="single" w:sz="4" w:space="0" w:color="000000"/>
+              <w:bottom w:val="single" w:sz="4" w:space="0" w:color="000000"/>
+              <w:right w:val="single" w:sz="4" w:space="0" w:color="000000"/>
+            </w:tcBorders>
+            <w:tcMar>
+              <w:top w:w="60" w:type="dxa"/>
+              <w:left w:w="60" w:type="dxa"/>
+              <w:bottom w:w="60" w:type="dxa"/>
+              <w:right w:w="60" w:type="dxa"/>
+            </w:tcMar>
+          </w:tcPr>
+          <w:p>
+            <w:pPr>
+              <w:jc w:val="center"/>
+              <w:rPr>
+                <w:color w:val="000000" w:themeColor="text1"/>
+                <w:sz w:val="20"/>
+                <w:szCs w:val="20"/>
+                <w14:textOutline w14:w="0" w14:cap="flat" w14:cmpd="sng" w14:algn="ctr">
+                  <w14:noFill/>
+                  <w14:prstDash w14:val="solid"/>
+                  <w14:round/>
+                </w14:textOutline>
+              </w:rPr>
+            </w:pPr>
+            <w:r>
+              <w:rPr>
+                <w:color w:val="000000" w:themeColor="text1"/>
+                <w:sz w:val="20"/>
+                <w:szCs w:val="20"/>
+                <w14:textOutline w14:w="0" w14:cap="flat" w14:cmpd="sng" w14:algn="ctr">
+                  <w14:noFill/>
+                  <w14:prstDash w14:val="solid"/>
+                  <w14:round/>
+                </w14:textOutline>
+              </w:rPr>
+              <w:t>Dec 3</w:t>
+            </w:r>
+          </w:p>
+        </w:tc>
+      </w:tr>
+    </w:tbl>
+    <w:p>
+      <w:pPr>
+        <w:rPr>
+          <w:color w:val="000000" w:themeColor="text1"/>
+          <w:sz w:val="20"/>
+          <w:szCs w:val="20"/>
+          <w14:textOutline w14:w="0" w14:cap="flat" w14:cmpd="sng" w14:algn="ctr">
+            <w14:noFill/>
+            <w14:prstDash w14:val="solid"/>
+            <w14:round/>
+          </w14:textOutline>
+        </w:rPr>
+      </w:pPr>
+    </w:p>
+    <w:p>
+      <w:pPr>
+        <w:rPr>
+          <w:color w:val="000000" w:themeColor="text1"/>
+          <w:sz w:val="20"/>
+          <w:szCs w:val="20"/>
+          <w14:textOutline w14:w="0" w14:cap="flat" w14:cmpd="sng" w14:algn="ctr">
+            <w14:noFill/>
+            <w14:prstDash w14:val="solid"/>
+            <w14:round/>
+          </w14:textOutline>
+        </w:rPr>
+      </w:pPr>
+      <w:r>
+        <w:rPr>
+          <w:color w:val="000000" w:themeColor="text1"/>
+          <w:sz w:val="20"/>
+          <w:szCs w:val="20"/>
+          <w14:textOutline w14:w="0" w14:cap="flat" w14:cmpd="sng" w14:algn="ctr">
+            <w14:noFill/>
+            <w14:prstDash w14:val="solid"/>
+            <w14:round/>
+          </w14:textOutline>
+        </w:rPr>
+        <w:t>1.2 Timing Issues</w:t>
+      </w:r>
+    </w:p>
+    <w:p>
+      <w:pPr>
+        <w:numPr>
+          <w:ilvl w:val="0"/>
+          <w:numId w:val="2"/>
+        </w:numPr>
+        <w:spacing w:after="0" w:line="360" w:lineRule="auto"/>
+        <w:rPr>
+          <w:color w:val="000000" w:themeColor="text1"/>
+          <w:sz w:val="20"/>
+          <w:szCs w:val="20"/>
+          <w14:textOutline w14:w="0" w14:cap="flat" w14:cmpd="sng" w14:algn="ctr">
+            <w14:noFill/>
+            <w14:prstDash w14:val="solid"/>
+            <w14:round/>
+          </w14:textOutline>
+        </w:rPr>
+      </w:pPr>
+      <w:r>
+        <w:rPr>
+          <w:color w:val="000000" w:themeColor="text1"/>
+          <w:sz w:val="20"/>
+          <w:szCs w:val="20"/>
+          <w14:textOutline w14:w="0" w14:cap="flat" w14:cmpd="sng" w14:algn="ctr">
+            <w14:noFill/>
+            <w14:prstDash w14:val="solid"/>
+            <w14:round/>
+          </w14:textOutline>
+        </w:rPr>
+        <w:t>Unrealistic deadlines for P2:</w:t>
+      </w:r>
+    </w:p>
+    <w:p>
+      <w:pPr>
+        <w:numPr>
+          <w:ilvl w:val="1"/>
+          <w:numId w:val="2"/>
+        </w:numPr>
+        <w:spacing w:after="0" w:line="360" w:lineRule="auto"/>
+        <w:rPr>
+          <w:color w:val="000000" w:themeColor="text1"/>
+          <w:sz w:val="20"/>
+          <w:szCs w:val="20"/>
+          <w14:textOutline w14:w="0" w14:cap="flat" w14:cmpd="sng" w14:algn="ctr">
+            <w14:noFill/>
+            <w14:prstDash w14:val="solid"/>
+            <w14:round/>
+          </w14:textOutline>
+        </w:rPr>
+      </w:pPr>
+      <w:r>
+        <w:rPr>
+          <w:color w:val="000000" w:themeColor="text1"/>
+          <w:sz w:val="20"/>
+          <w:szCs w:val="20"/>
+          <w14:textOutline w14:w="0" w14:cap="flat" w14:cmpd="sng" w14:algn="ctr">
+            <w14:noFill/>
+            <w14:prstDash w14:val="solid"/>
+            <w14:round/>
+          </w14:textOutline>
+        </w:rPr>
+        <w:t xml:space="preserve">The current tracker aims to complete game and GUI functionality during reading break. This overlaps with the team’s ability to contribute to P2 deliverables, so may lead to overburdening the team over reading break. </w:t>
+      </w:r>
+    </w:p>
+    <w:p>
+      <w:pPr>
+        <w:numPr>
+          <w:ilvl w:val="0"/>
+          <w:numId w:val="2"/>
+        </w:numPr>
+        <w:spacing w:after="0" w:line="360" w:lineRule="auto"/>
+        <w:rPr>
+          <w:color w:val="000000" w:themeColor="text1"/>
+          <w:sz w:val="20"/>
+          <w:szCs w:val="20"/>
+          <w14:textOutline w14:w="0" w14:cap="flat" w14:cmpd="sng" w14:algn="ctr">
+            <w14:noFill/>
+            <w14:prstDash w14:val="solid"/>
+            <w14:round/>
+          </w14:textOutline>
+        </w:rPr>
+      </w:pPr>
+      <w:r>
+        <w:rPr>
+          <w:color w:val="000000" w:themeColor="text1"/>
+          <w:sz w:val="20"/>
+          <w:szCs w:val="20"/>
+          <w14:textOutline w14:w="0" w14:cap="flat" w14:cmpd="sng" w14:algn="ctr">
+            <w14:noFill/>
+            <w14:prstDash w14:val="solid"/>
+            <w14:round/>
+          </w14:textOutline>
+        </w:rPr>
+        <w:t>Concurrent Integration:</w:t>
+      </w:r>
+    </w:p>
+    <w:p>
+      <w:pPr>
+        <w:numPr>
+          <w:ilvl w:val="1"/>
+          <w:numId w:val="2"/>
+        </w:numPr>
+        <w:spacing w:after="0" w:line="360" w:lineRule="auto"/>
+        <w:rPr>
+          <w:color w:val="000000" w:themeColor="text1"/>
+          <w:sz w:val="20"/>
+          <w:szCs w:val="20"/>
+          <w14:textOutline w14:w="0" w14:cap="flat" w14:cmpd="sng" w14:algn="ctr">
+            <w14:noFill/>
+            <w14:prstDash w14:val="solid"/>
+            <w14:round/>
+          </w14:textOutline>
+        </w:rPr>
+      </w:pPr>
+      <w:r>
+        <w:rPr>
+          <w:color w:val="000000" w:themeColor="text1"/>
+          <w:sz w:val="20"/>
+          <w:szCs w:val="20"/>
+          <w14:textOutline w14:w="0" w14:cap="flat" w14:cmpd="sng" w14:algn="ctr">
+            <w14:noFill/>
+            <w14:prstDash w14:val="solid"/>
+            <w14:round/>
+          </w14:textOutline>
+        </w:rPr>
+        <w:t xml:space="preserve">Many of the parts of the project that need to be integrated are codependent. Leaderboard, for instance, depends on your database, while profile depends on networking. Not only is it odd to integrate these out of order, it’s also problematic that they are being integrated separately. It is highly likely that the integration teams for these parts will need to integrate at the same time to avoid redundancy and dependency issues. </w:t>
+      </w:r>
+    </w:p>
+    <w:p>
+      <w:pPr>
+        <w:numPr>
+          <w:ilvl w:val="0"/>
+          <w:numId w:val="2"/>
+        </w:numPr>
+        <w:spacing w:after="0" w:line="360" w:lineRule="auto"/>
+        <w:rPr>
+          <w:color w:val="000000" w:themeColor="text1"/>
+          <w:sz w:val="20"/>
+          <w:szCs w:val="20"/>
+          <w14:textOutline w14:w="0" w14:cap="flat" w14:cmpd="sng" w14:algn="ctr">
+            <w14:noFill/>
+            <w14:prstDash w14:val="solid"/>
+            <w14:round/>
+          </w14:textOutline>
+        </w:rPr>
+      </w:pPr>
+      <w:r>
+        <w:rPr>
+          <w:color w:val="000000" w:themeColor="text1"/>
+          <w:sz w:val="20"/>
+          <w:szCs w:val="20"/>
+          <w14:textOutline w14:w="0" w14:cap="flat" w14:cmpd="sng" w14:algn="ctr">
+            <w14:noFill/>
+            <w14:prstDash w14:val="solid"/>
+            <w14:round/>
+          </w14:textOutline>
+        </w:rPr>
+        <w:t>Final iteration of code:</w:t>
+      </w:r>
+    </w:p>
+    <w:p>
+      <w:pPr>
+        <w:numPr>
+          <w:ilvl w:val="1"/>
+          <w:numId w:val="2"/>
+        </w:numPr>
+        <w:spacing w:after="0" w:line="360" w:lineRule="auto"/>
+        <w:rPr>
+          <w:color w:val="000000" w:themeColor="text1"/>
+          <w:sz w:val="20"/>
+          <w:szCs w:val="20"/>
+          <w14:textOutline w14:w="0" w14:cap="flat" w14:cmpd="sng" w14:algn="ctr">
+            <w14:noFill/>
+            <w14:prstDash w14:val="solid"/>
+            <w14:round/>
+          </w14:textOutline>
+        </w:rPr>
+      </w:pPr>
+      <w:r>
+        <w:rPr>
+          <w:color w:val="000000" w:themeColor="text1"/>
+          <w:sz w:val="20"/>
+          <w:szCs w:val="20"/>
+          <w14:textOutline w14:w="0" w14:cap="flat" w14:cmpd="sng" w14:algn="ctr">
+            <w14:noFill/>
+            <w14:prstDash w14:val="solid"/>
+            <w14:round/>
+          </w14:textOutline>
+        </w:rPr>
+        <w:t>Consider extending the duration which you finalize your code. Give yourself some time to sleep on things and reconsider your approaches all the way to the deadline. While your project can be fully completed, there is no need to submit on the 3</w:t>
+      </w:r>
+      <w:r>
+        <w:rPr>
+          <w:color w:val="000000" w:themeColor="text1"/>
+          <w:sz w:val="20"/>
+          <w:szCs w:val="20"/>
+          <w:vertAlign w:val="superscript"/>
+          <w14:textOutline w14:w="0" w14:cap="flat" w14:cmpd="sng" w14:algn="ctr">
+            <w14:noFill/>
+            <w14:prstDash w14:val="solid"/>
+            <w14:round/>
+          </w14:textOutline>
+        </w:rPr>
+        <w:t>rd</w:t>
+      </w:r>
+      <w:r>
+        <w:rPr>
+          <w:color w:val="000000" w:themeColor="text1"/>
+          <w:sz w:val="20"/>
+          <w:szCs w:val="20"/>
+          <w14:textOutline w14:w="0" w14:cap="flat" w14:cmpd="sng" w14:algn="ctr">
+            <w14:noFill/>
+            <w14:prstDash w14:val="solid"/>
+            <w14:round/>
+          </w14:textOutline>
+        </w:rPr>
+        <w:t xml:space="preserve"> when there are 3 extra days that can be used effectively.</w:t>
+      </w:r>
+    </w:p>
+    <w:p>
+      <w:pPr>
+        <w:numPr>
+          <w:ilvl w:val="0"/>
+          <w:numId w:val="2"/>
+        </w:numPr>
+        <w:spacing w:after="0" w:line="360" w:lineRule="auto"/>
+        <w:rPr>
+          <w:color w:val="000000" w:themeColor="text1"/>
+          <w:sz w:val="20"/>
+          <w:szCs w:val="20"/>
+          <w14:textOutline w14:w="0" w14:cap="flat" w14:cmpd="sng" w14:algn="ctr">
+            <w14:noFill/>
+            <w14:prstDash w14:val="solid"/>
+            <w14:round/>
+          </w14:textOutline>
+        </w:rPr>
+      </w:pPr>
+      <w:r>
+        <w:rPr>
+          <w:color w:val="000000" w:themeColor="text1"/>
+          <w:sz w:val="20"/>
+          <w:szCs w:val="20"/>
+          <w14:textOutline w14:w="0" w14:cap="flat" w14:cmpd="sng" w14:algn="ctr">
+            <w14:noFill/>
+            <w14:prstDash w14:val="solid"/>
+            <w14:round/>
+          </w14:textOutline>
+        </w:rPr>
+        <w:t>Missing milestones:</w:t>
+      </w:r>
+    </w:p>
+    <w:p>
+      <w:pPr>
+        <w:numPr>
+          <w:ilvl w:val="1"/>
+          <w:numId w:val="2"/>
+        </w:numPr>
+        <w:spacing w:after="0" w:line="360" w:lineRule="auto"/>
+        <w:rPr>
+          <w:color w:val="000000" w:themeColor="text1"/>
+          <w:sz w:val="20"/>
+          <w:szCs w:val="20"/>
+          <w14:textOutline w14:w="0" w14:cap="flat" w14:cmpd="sng" w14:algn="ctr">
+            <w14:noFill/>
+            <w14:prstDash w14:val="solid"/>
+            <w14:round/>
+          </w14:textOutline>
+        </w:rPr>
+      </w:pPr>
+      <w:r>
+        <w:rPr>
+          <w:color w:val="000000" w:themeColor="text1"/>
+          <w:sz w:val="20"/>
+          <w:szCs w:val="20"/>
+          <w14:textOutline w14:w="0" w14:cap="flat" w14:cmpd="sng" w14:algn="ctr">
+            <w14:noFill/>
+            <w14:prstDash w14:val="solid"/>
+            <w14:round/>
+          </w14:textOutline>
+        </w:rPr>
+        <w:t>While the functionality of your games has been allocated, there is no indication of when the functionality of your menus, GUI, network logic, leaderboard logic, and other non-game related functionality will be completed. If these are scheduled to be completed during integration phase, the teams will struggle greatly.</w:t>
+      </w:r>
+    </w:p>
+    <w:p>
+      <w:pPr>
+        <w:spacing w:after="0" w:line="360" w:lineRule="auto"/>
+        <w:rPr>
+          <w:color w:val="000000" w:themeColor="text1"/>
+          <w:sz w:val="20"/>
+          <w:szCs w:val="20"/>
+          <w14:textOutline w14:w="0" w14:cap="flat" w14:cmpd="sng" w14:algn="ctr">
+            <w14:noFill/>
+            <w14:prstDash w14:val="solid"/>
+            <w14:round/>
+          </w14:textOutline>
+        </w:rPr>
+      </w:pPr>
+      <w:r>
+        <w:rPr>
+          <w:color w:val="000000" w:themeColor="text1"/>
+          <w:sz w:val="20"/>
+          <w:szCs w:val="20"/>
+          <w14:textOutline w14:w="0" w14:cap="flat" w14:cmpd="sng" w14:algn="ctr">
+            <w14:noFill/>
+            <w14:prstDash w14:val="solid"/>
+            <w14:round/>
+          </w14:textOutline>
+        </w:rPr>
+        <w:t>2. Highlighting Potential Risks</w:t>
+      </w:r>
+    </w:p>
+    <w:p>
+      <w:pPr>
+        <w:rPr>
+          <w:color w:val="000000" w:themeColor="text1"/>
+          <w:sz w:val="20"/>
+          <w:szCs w:val="20"/>
+          <w14:textOutline w14:w="0" w14:cap="flat" w14:cmpd="sng" w14:algn="ctr">
+            <w14:noFill/>
+            <w14:prstDash w14:val="solid"/>
+            <w14:round/>
+          </w14:textOutline>
+        </w:rPr>
+      </w:pPr>
+      <w:r>
+        <w:rPr>
+          <w:color w:val="000000" w:themeColor="text1"/>
+          <w:sz w:val="20"/>
+          <w:szCs w:val="20"/>
+          <w14:textOutline w14:w="0" w14:cap="flat" w14:cmpd="sng" w14:algn="ctr">
+            <w14:noFill/>
+            <w14:prstDash w14:val="solid"/>
+            <w14:round/>
+          </w14:textOutline>
+        </w:rPr>
+        <w:t>2.1 Key Risks Impacting Completion</w:t>
+      </w:r>
+    </w:p>
+    <w:p>
+      <w:pPr>
+        <w:numPr>
+          <w:ilvl w:val="0"/>
+          <w:numId w:val="1"/>
+        </w:numPr>
+        <w:spacing w:after="0" w:line="360" w:lineRule="auto"/>
+        <w:rPr>
+          <w:color w:val="000000" w:themeColor="text1"/>
+          <w:sz w:val="20"/>
+          <w:szCs w:val="20"/>
+          <w14:textOutline w14:w="0" w14:cap="flat" w14:cmpd="sng" w14:algn="ctr">
+            <w14:noFill/>
+            <w14:prstDash w14:val="solid"/>
+            <w14:round/>
+          </w14:textOutline>
+        </w:rPr>
+      </w:pPr>
+      <w:r>
+        <w:rPr>
+          <w:color w:val="000000" w:themeColor="text1"/>
+          <w:sz w:val="20"/>
+          <w:szCs w:val="20"/>
+          <w14:textOutline w14:w="0" w14:cap="flat" w14:cmpd="sng" w14:algn="ctr">
+            <w14:noFill/>
+            <w14:prstDash w14:val="solid"/>
+            <w14:round/>
+          </w14:textOutline>
+        </w:rPr>
+        <w:lastRenderedPageBreak/>
+        <w:t>There seems to be a lack of panning around P2 deliverables. Missing this part of the assignment can lead to unexpected rush towards deadlines where the team must scramble something to hand in.</w:t>
+      </w:r>
+    </w:p>
+    <w:p>
+      <w:pPr>
+        <w:numPr>
+          <w:ilvl w:val="0"/>
+          <w:numId w:val="1"/>
+        </w:numPr>
+        <w:spacing w:after="0" w:line="360" w:lineRule="auto"/>
+        <w:rPr>
+          <w:color w:val="000000" w:themeColor="text1"/>
+          <w:sz w:val="20"/>
+          <w:szCs w:val="20"/>
+          <w14:textOutline w14:w="0" w14:cap="flat" w14:cmpd="sng" w14:algn="ctr">
+            <w14:noFill/>
+            <w14:prstDash w14:val="solid"/>
+            <w14:round/>
+          </w14:textOutline>
+        </w:rPr>
+      </w:pPr>
+      <w:r>
+        <w:rPr>
+          <w:color w:val="000000" w:themeColor="text1"/>
+          <w:sz w:val="20"/>
+          <w:szCs w:val="20"/>
+          <w14:textOutline w14:w="0" w14:cap="flat" w14:cmpd="sng" w14:algn="ctr">
+            <w14:noFill/>
+            <w14:prstDash w14:val="solid"/>
+            <w14:round/>
+          </w14:textOutline>
+        </w:rPr>
+        <w:t>Lack of coordination between separate integration teams can lead to several issues like inability to integrate, missing deadlines, adding redundant code, or needlessly having multiple people work on the same task.</w:t>
+      </w:r>
+    </w:p>
+    <w:p>
+      <w:pPr>
+        <w:numPr>
+          <w:ilvl w:val="0"/>
+          <w:numId w:val="1"/>
+        </w:numPr>
+        <w:spacing w:after="0" w:line="360" w:lineRule="auto"/>
+        <w:rPr>
+          <w:color w:val="000000" w:themeColor="text1"/>
+          <w:sz w:val="20"/>
+          <w:szCs w:val="20"/>
+          <w14:textOutline w14:w="0" w14:cap="flat" w14:cmpd="sng" w14:algn="ctr">
+            <w14:noFill/>
+            <w14:prstDash w14:val="solid"/>
+            <w14:round/>
+          </w14:textOutline>
+        </w:rPr>
+      </w:pPr>
+      <w:r>
+        <w:rPr>
+          <w:color w:val="000000" w:themeColor="text1"/>
+          <w:sz w:val="20"/>
+          <w:szCs w:val="20"/>
+          <w14:textOutline w14:w="0" w14:cap="flat" w14:cmpd="sng" w14:algn="ctr">
+            <w14:noFill/>
+            <w14:prstDash w14:val="solid"/>
+            <w14:round/>
+          </w14:textOutline>
+        </w:rPr>
+        <w:t xml:space="preserve">Testing beings a week before the due date – consider test driven development to not only create code and tests concurrently, but also to streamline the process for Junit testing altogether. </w:t>
+      </w:r>
+    </w:p>
+    <w:p>
+      <w:pPr>
+        <w:numPr>
+          <w:ilvl w:val="0"/>
+          <w:numId w:val="1"/>
+        </w:numPr>
+        <w:spacing w:after="0" w:line="360" w:lineRule="auto"/>
+        <w:rPr>
+          <w:color w:val="000000" w:themeColor="text1"/>
+          <w:sz w:val="20"/>
+          <w:szCs w:val="20"/>
+          <w14:textOutline w14:w="0" w14:cap="flat" w14:cmpd="sng" w14:algn="ctr">
+            <w14:noFill/>
+            <w14:prstDash w14:val="solid"/>
+            <w14:round/>
+          </w14:textOutline>
+        </w:rPr>
+      </w:pPr>
+      <w:r>
+        <w:rPr>
+          <w:color w:val="000000" w:themeColor="text1"/>
+          <w:sz w:val="20"/>
+          <w:szCs w:val="20"/>
+          <w14:textOutline w14:w="0" w14:cap="flat" w14:cmpd="sng" w14:algn="ctr">
+            <w14:noFill/>
+            <w14:prstDash w14:val="solid"/>
+            <w14:round/>
+          </w14:textOutline>
+        </w:rPr>
+        <w:t>Tight deadlines for integration teams (3 or 4 days as per the document) can lead to disaster. If an integration team depends on a previous team to integrate something properly, and an error arises, then all subsequent integrations need to be pushed back to accommodate.</w:t>
+      </w:r>
+    </w:p>
+    <w:p>
+      <w:pPr>
+        <w:rPr>
+          <w:color w:val="000000" w:themeColor="text1"/>
+          <w:sz w:val="20"/>
+          <w:szCs w:val="20"/>
+          <w14:textOutline w14:w="0" w14:cap="flat" w14:cmpd="sng" w14:algn="ctr">
+            <w14:noFill/>
+            <w14:prstDash w14:val="solid"/>
+            <w14:round/>
+          </w14:textOutline>
+        </w:rPr>
+      </w:pPr>
+      <w:r>
+        <w:rPr>
+          <w:color w:val="000000" w:themeColor="text1"/>
+          <w:sz w:val="20"/>
+          <w:szCs w:val="20"/>
+          <w14:textOutline w14:w="0" w14:cap="flat" w14:cmpd="sng" w14:algn="ctr">
+            <w14:noFill/>
+            <w14:prstDash w14:val="solid"/>
+            <w14:round/>
+          </w14:textOutline>
+        </w:rPr>
+        <w:t>3. Suggestions for Improvement</w:t>
+      </w:r>
+    </w:p>
+    <w:p>
+      <w:pPr>
+        <w:rPr>
+          <w:color w:val="000000" w:themeColor="text1"/>
+          <w:sz w:val="20"/>
+          <w:szCs w:val="20"/>
+          <w14:textOutline w14:w="0" w14:cap="flat" w14:cmpd="sng" w14:algn="ctr">
+            <w14:noFill/>
+            <w14:prstDash w14:val="solid"/>
+            <w14:round/>
+          </w14:textOutline>
+        </w:rPr>
+      </w:pPr>
+      <w:r>
+        <w:rPr>
+          <w:color w:val="000000" w:themeColor="text1"/>
+          <w:sz w:val="20"/>
+          <w:szCs w:val="20"/>
+          <w14:textOutline w14:w="0" w14:cap="flat" w14:cmpd="sng" w14:algn="ctr">
+            <w14:noFill/>
+            <w14:prstDash w14:val="solid"/>
+            <w14:round/>
+          </w14:textOutline>
+        </w:rPr>
+        <w:t>3.1 Timeline and Task Reordering</w:t>
+      </w:r>
+    </w:p>
+    <w:tbl>
+      <w:tblPr>
+        <w:tblW w:w="9135" w:type="dxa"/>
+        <w:tblBorders>
+          <w:top w:val="single" w:sz="4" w:space="0" w:color="000000"/>
+          <w:left w:val="single" w:sz="4" w:space="0" w:color="000000"/>
+          <w:bottom w:val="single" w:sz="4" w:space="0" w:color="000000"/>
+          <w:right w:val="single" w:sz="4" w:space="0" w:color="000000"/>
+          <w:insideH w:val="single" w:sz="4" w:space="0" w:color="000000"/>
+          <w:insideV w:val="single" w:sz="4" w:space="0" w:color="000000"/>
+        </w:tblBorders>
+        <w:tblLayout w:type="fixed"/>
+        <w:tblLook w:val="0600" w:firstRow="0" w:lastRow="0" w:firstColumn="0" w:lastColumn="0" w:noHBand="1" w:noVBand="1"/>
+      </w:tblPr>
+      <w:tblGrid>
+        <w:gridCol w:w="3015"/>
+        <w:gridCol w:w="3150"/>
+        <w:gridCol w:w="2970"/>
+      </w:tblGrid>
+      <w:tr>
+        <w:trPr>
+          <w:trHeight w:val="519"/>
+        </w:trPr>
+        <w:tc>
+          <w:tcPr>
+            <w:tcW w:w="3015" w:type="dxa"/>
+            <w:tcBorders>
+              <w:top w:val="single" w:sz="4" w:space="0" w:color="000000"/>
+              <w:left w:val="single" w:sz="4" w:space="0" w:color="000000"/>
+              <w:bottom w:val="single" w:sz="4" w:space="0" w:color="000000"/>
+              <w:right w:val="single" w:sz="4" w:space="0" w:color="000000"/>
+            </w:tcBorders>
+            <w:tcMar>
+              <w:top w:w="60" w:type="dxa"/>
+              <w:left w:w="60" w:type="dxa"/>
+              <w:bottom w:w="60" w:type="dxa"/>
+              <w:right w:w="60" w:type="dxa"/>
+            </w:tcMar>
+          </w:tcPr>
+          <w:p>
+            <w:pPr>
+              <w:rPr>
+                <w:color w:val="000000" w:themeColor="text1"/>
+                <w:sz w:val="20"/>
+                <w:szCs w:val="20"/>
+                <w14:textOutline w14:w="0" w14:cap="flat" w14:cmpd="sng" w14:algn="ctr">
+                  <w14:noFill/>
+                  <w14:prstDash w14:val="solid"/>
+                  <w14:round/>
+                </w14:textOutline>
+              </w:rPr>
+            </w:pPr>
+            <w:r>
+              <w:rPr>
+                <w:color w:val="000000" w:themeColor="text1"/>
+                <w:sz w:val="20"/>
+                <w:szCs w:val="20"/>
+                <w14:textOutline w14:w="0" w14:cap="flat" w14:cmpd="sng" w14:algn="ctr">
+                  <w14:noFill/>
+                  <w14:prstDash w14:val="solid"/>
+                  <w14:round/>
+                </w14:textOutline>
+              </w:rPr>
+              <w:t>Suggested Change</w:t>
+            </w:r>
+          </w:p>
+        </w:tc>
+        <w:tc>
+          <w:tcPr>
+            <w:tcW w:w="3150" w:type="dxa"/>
+            <w:tcBorders>
+              <w:top w:val="single" w:sz="4" w:space="0" w:color="000000"/>
+              <w:left w:val="single" w:sz="4" w:space="0" w:color="000000"/>
+              <w:bottom w:val="single" w:sz="4" w:space="0" w:color="000000"/>
+              <w:right w:val="single" w:sz="4" w:space="0" w:color="000000"/>
+            </w:tcBorders>
+            <w:tcMar>
+              <w:top w:w="60" w:type="dxa"/>
+              <w:left w:w="60" w:type="dxa"/>
+              <w:bottom w:w="60" w:type="dxa"/>
+              <w:right w:w="60" w:type="dxa"/>
+            </w:tcMar>
+          </w:tcPr>
+          <w:p>
+            <w:pPr>
+              <w:rPr>
+                <w:color w:val="000000" w:themeColor="text1"/>
+                <w:sz w:val="20"/>
+                <w:szCs w:val="20"/>
+                <w14:textOutline w14:w="0" w14:cap="flat" w14:cmpd="sng" w14:algn="ctr">
+                  <w14:noFill/>
+                  <w14:prstDash w14:val="solid"/>
+                  <w14:round/>
+                </w14:textOutline>
+              </w:rPr>
+            </w:pPr>
+            <w:r>
+              <w:rPr>
+                <w:color w:val="000000" w:themeColor="text1"/>
+                <w:sz w:val="20"/>
+                <w:szCs w:val="20"/>
+                <w14:textOutline w14:w="0" w14:cap="flat" w14:cmpd="sng" w14:algn="ctr">
+                  <w14:noFill/>
+                  <w14:prstDash w14:val="solid"/>
+                  <w14:round/>
+                </w14:textOutline>
+              </w:rPr>
+              <w:t>Rationale</w:t>
+            </w:r>
+          </w:p>
+        </w:tc>
+        <w:tc>
+          <w:tcPr>
+            <w:tcW w:w="2970" w:type="dxa"/>
+            <w:tcBorders>
+              <w:top w:val="single" w:sz="4" w:space="0" w:color="000000"/>
+              <w:left w:val="single" w:sz="4" w:space="0" w:color="000000"/>
+              <w:bottom w:val="single" w:sz="4" w:space="0" w:color="000000"/>
+              <w:right w:val="single" w:sz="4" w:space="0" w:color="000000"/>
+            </w:tcBorders>
+            <w:tcMar>
+              <w:top w:w="60" w:type="dxa"/>
+              <w:left w:w="60" w:type="dxa"/>
+              <w:bottom w:w="60" w:type="dxa"/>
+              <w:right w:w="60" w:type="dxa"/>
+            </w:tcMar>
+          </w:tcPr>
+          <w:p>
+            <w:pPr>
+              <w:rPr>
+                <w:color w:val="000000" w:themeColor="text1"/>
+                <w:sz w:val="20"/>
+                <w:szCs w:val="20"/>
+                <w14:textOutline w14:w="0" w14:cap="flat" w14:cmpd="sng" w14:algn="ctr">
+                  <w14:noFill/>
+                  <w14:prstDash w14:val="solid"/>
+                  <w14:round/>
+                </w14:textOutline>
+              </w:rPr>
+            </w:pPr>
+            <w:r>
+              <w:rPr>
+                <w:color w:val="000000" w:themeColor="text1"/>
+                <w:sz w:val="20"/>
+                <w:szCs w:val="20"/>
+                <w14:textOutline w14:w="0" w14:cap="flat" w14:cmpd="sng" w14:algn="ctr">
+                  <w14:noFill/>
+                  <w14:prstDash w14:val="solid"/>
+                  <w14:round/>
+                </w14:textOutline>
+              </w:rPr>
+              <w:t>Expected Outcome</w:t>
+            </w:r>
+          </w:p>
+        </w:tc>
+      </w:tr>
+      <w:tr>
+        <w:trPr>
+          <w:trHeight w:val="840"/>
+        </w:trPr>
+        <w:tc>
+          <w:tcPr>
+            <w:tcW w:w="3015" w:type="dxa"/>
+            <w:tcBorders>
+              <w:top w:val="single" w:sz="4" w:space="0" w:color="000000"/>
+              <w:left w:val="single" w:sz="4" w:space="0" w:color="000000"/>
+              <w:bottom w:val="single" w:sz="4" w:space="0" w:color="000000"/>
+              <w:right w:val="single" w:sz="4" w:space="0" w:color="000000"/>
+            </w:tcBorders>
+            <w:tcMar>
+              <w:top w:w="60" w:type="dxa"/>
+              <w:left w:w="60" w:type="dxa"/>
+              <w:bottom w:w="60" w:type="dxa"/>
+              <w:right w:w="60" w:type="dxa"/>
+            </w:tcMar>
+          </w:tcPr>
+          <w:p>
+            <w:pPr>
+              <w:rPr>
+                <w:color w:val="000000" w:themeColor="text1"/>
+                <w:sz w:val="20"/>
+                <w:szCs w:val="20"/>
+                <w14:textOutline w14:w="0" w14:cap="flat" w14:cmpd="sng" w14:algn="ctr">
+                  <w14:noFill/>
+                  <w14:prstDash w14:val="solid"/>
+                  <w14:round/>
+                </w14:textOutline>
+              </w:rPr>
+            </w:pPr>
+            <w:r>
+              <w:rPr>
+                <w:color w:val="000000" w:themeColor="text1"/>
+                <w:sz w:val="20"/>
+                <w:szCs w:val="20"/>
+                <w14:textOutline w14:w="0" w14:cap="flat" w14:cmpd="sng" w14:algn="ctr">
+                  <w14:noFill/>
+                  <w14:prstDash w14:val="solid"/>
+                  <w14:round/>
+                </w14:textOutline>
+              </w:rPr>
+              <w:t>Integrate testing throughout development by using unit testing and integration testing</w:t>
+            </w:r>
+          </w:p>
+        </w:tc>
+        <w:tc>
+          <w:tcPr>
+            <w:tcW w:w="3150" w:type="dxa"/>
+            <w:tcBorders>
+              <w:top w:val="single" w:sz="4" w:space="0" w:color="000000"/>
+              <w:left w:val="single" w:sz="4" w:space="0" w:color="000000"/>
+              <w:bottom w:val="single" w:sz="4" w:space="0" w:color="000000"/>
+              <w:right w:val="single" w:sz="4" w:space="0" w:color="000000"/>
+            </w:tcBorders>
+            <w:tcMar>
+              <w:top w:w="60" w:type="dxa"/>
+              <w:left w:w="60" w:type="dxa"/>
+              <w:bottom w:w="60" w:type="dxa"/>
+              <w:right w:w="60" w:type="dxa"/>
+            </w:tcMar>
+          </w:tcPr>
+          <w:p>
+            <w:pPr>
+              <w:rPr>
+                <w:color w:val="000000" w:themeColor="text1"/>
+                <w:sz w:val="20"/>
+                <w:szCs w:val="20"/>
+                <w14:textOutline w14:w="0" w14:cap="flat" w14:cmpd="sng" w14:algn="ctr">
+                  <w14:noFill/>
+                  <w14:prstDash w14:val="solid"/>
+                  <w14:round/>
+                </w14:textOutline>
+              </w:rPr>
+            </w:pPr>
+            <w:r>
+              <w:rPr>
+                <w:color w:val="000000" w:themeColor="text1"/>
+                <w:sz w:val="20"/>
+                <w:szCs w:val="20"/>
+                <w14:textOutline w14:w="0" w14:cap="flat" w14:cmpd="sng" w14:algn="ctr">
+                  <w14:noFill/>
+                  <w14:prstDash w14:val="solid"/>
+                  <w14:round/>
+                </w14:textOutline>
+              </w:rPr>
+              <w:t>Integrating testing throughout development would allow for earlier bug detection and resolution. Resolving the bug earlier in development would make it much less costly and compounding into other issues. Further, earlier integration testing would reveal any compatibility issues earlier in development. Finally, implementing integrated testing supports agile software development.</w:t>
+            </w:r>
+          </w:p>
+        </w:tc>
+        <w:tc>
+          <w:tcPr>
+            <w:tcW w:w="2970" w:type="dxa"/>
+            <w:tcBorders>
+              <w:top w:val="single" w:sz="4" w:space="0" w:color="000000"/>
+              <w:left w:val="single" w:sz="4" w:space="0" w:color="000000"/>
+              <w:bottom w:val="single" w:sz="4" w:space="0" w:color="000000"/>
+              <w:right w:val="single" w:sz="4" w:space="0" w:color="000000"/>
+            </w:tcBorders>
+            <w:tcMar>
+              <w:top w:w="60" w:type="dxa"/>
+              <w:left w:w="60" w:type="dxa"/>
+              <w:bottom w:w="60" w:type="dxa"/>
+              <w:right w:w="60" w:type="dxa"/>
+            </w:tcMar>
+          </w:tcPr>
+          <w:p>
+            <w:pPr>
+              <w:rPr>
+                <w:color w:val="000000" w:themeColor="text1"/>
+                <w:sz w:val="20"/>
+                <w:szCs w:val="20"/>
+                <w14:textOutline w14:w="0" w14:cap="flat" w14:cmpd="sng" w14:algn="ctr">
+                  <w14:noFill/>
+                  <w14:prstDash w14:val="solid"/>
+                  <w14:round/>
+                </w14:textOutline>
+              </w:rPr>
+            </w:pPr>
+            <w:r>
+              <w:rPr>
+                <w:color w:val="000000" w:themeColor="text1"/>
+                <w:sz w:val="20"/>
+                <w:szCs w:val="20"/>
+                <w14:textOutline w14:w="0" w14:cap="flat" w14:cmpd="sng" w14:algn="ctr">
+                  <w14:noFill/>
+                  <w14:prstDash w14:val="solid"/>
+                  <w14:round/>
+                </w14:textOutline>
+              </w:rPr>
+              <w:t>The quality of code throughout development would in turn, be higher and more stable. Early integration testing would minimize issues in interface compatibility. Delays due to unexpected issues would be minimized.</w:t>
+            </w:r>
+          </w:p>
+        </w:tc>
+      </w:tr>
+      <w:tr>
+        <w:trPr>
+          <w:trHeight w:val="645"/>
+        </w:trPr>
+        <w:tc>
+          <w:tcPr>
+            <w:tcW w:w="3015" w:type="dxa"/>
+            <w:tcBorders>
+              <w:top w:val="single" w:sz="4" w:space="0" w:color="000000"/>
+              <w:left w:val="single" w:sz="4" w:space="0" w:color="000000"/>
+              <w:bottom w:val="single" w:sz="4" w:space="0" w:color="000000"/>
+              <w:right w:val="single" w:sz="4" w:space="0" w:color="000000"/>
+            </w:tcBorders>
+            <w:tcMar>
+              <w:top w:w="60" w:type="dxa"/>
+              <w:left w:w="60" w:type="dxa"/>
+              <w:bottom w:w="60" w:type="dxa"/>
+              <w:right w:w="60" w:type="dxa"/>
+            </w:tcMar>
+          </w:tcPr>
+          <w:p>
+            <w:pPr>
+              <w:rPr>
+                <w:color w:val="000000" w:themeColor="text1"/>
+                <w:sz w:val="20"/>
+                <w:szCs w:val="20"/>
+                <w14:textOutline w14:w="0" w14:cap="flat" w14:cmpd="sng" w14:algn="ctr">
+                  <w14:noFill/>
+                  <w14:prstDash w14:val="solid"/>
+                  <w14:round/>
+                </w14:textOutline>
+              </w:rPr>
+            </w:pPr>
+            <w:r>
+              <w:rPr>
+                <w:color w:val="000000" w:themeColor="text1"/>
+                <w:sz w:val="20"/>
+                <w:szCs w:val="20"/>
+                <w14:textOutline w14:w="0" w14:cap="flat" w14:cmpd="sng" w14:algn="ctr">
+                  <w14:noFill/>
+                  <w14:prstDash w14:val="solid"/>
+                  <w14:round/>
+                </w14:textOutline>
+              </w:rPr>
+              <w:t>Integration reordering of tasks, and combining integration phases</w:t>
+            </w:r>
+          </w:p>
+        </w:tc>
+        <w:tc>
+          <w:tcPr>
+            <w:tcW w:w="3150" w:type="dxa"/>
+            <w:tcBorders>
+              <w:top w:val="single" w:sz="4" w:space="0" w:color="000000"/>
+              <w:left w:val="single" w:sz="4" w:space="0" w:color="000000"/>
+              <w:bottom w:val="single" w:sz="4" w:space="0" w:color="000000"/>
+              <w:right w:val="single" w:sz="4" w:space="0" w:color="000000"/>
+            </w:tcBorders>
+            <w:tcMar>
+              <w:top w:w="60" w:type="dxa"/>
+              <w:left w:w="60" w:type="dxa"/>
+              <w:bottom w:w="60" w:type="dxa"/>
+              <w:right w:w="60" w:type="dxa"/>
+            </w:tcMar>
+          </w:tcPr>
+          <w:p>
+            <w:pPr>
+              <w:rPr>
+                <w:color w:val="000000" w:themeColor="text1"/>
+                <w:sz w:val="20"/>
+                <w:szCs w:val="20"/>
+                <w14:textOutline w14:w="0" w14:cap="flat" w14:cmpd="sng" w14:algn="ctr">
+                  <w14:noFill/>
+                  <w14:prstDash w14:val="solid"/>
+                  <w14:round/>
+                </w14:textOutline>
+              </w:rPr>
+            </w:pPr>
+            <w:r>
+              <w:rPr>
+                <w:color w:val="000000" w:themeColor="text1"/>
+                <w:sz w:val="20"/>
+                <w:szCs w:val="20"/>
+                <w14:textOutline w14:w="0" w14:cap="flat" w14:cmpd="sng" w14:algn="ctr">
+                  <w14:noFill/>
+                  <w14:prstDash w14:val="solid"/>
+                  <w14:round/>
+                </w14:textOutline>
+              </w:rPr>
+              <w:t xml:space="preserve">As it stands, your integration teams will have dependency issues as they integrate. Not only are functionalities being integrated out of order, but they are detached from other integrations. </w:t>
+            </w:r>
+          </w:p>
+        </w:tc>
+        <w:tc>
+          <w:tcPr>
+            <w:tcW w:w="2970" w:type="dxa"/>
+            <w:tcBorders>
+              <w:top w:val="single" w:sz="4" w:space="0" w:color="000000"/>
+              <w:left w:val="single" w:sz="4" w:space="0" w:color="000000"/>
+              <w:bottom w:val="single" w:sz="4" w:space="0" w:color="000000"/>
+              <w:right w:val="single" w:sz="4" w:space="0" w:color="000000"/>
+            </w:tcBorders>
+            <w:tcMar>
+              <w:top w:w="60" w:type="dxa"/>
+              <w:left w:w="60" w:type="dxa"/>
+              <w:bottom w:w="60" w:type="dxa"/>
+              <w:right w:w="60" w:type="dxa"/>
+            </w:tcMar>
+          </w:tcPr>
+          <w:p>
+            <w:pPr>
+              <w:rPr>
+                <w:color w:val="000000" w:themeColor="text1"/>
+                <w:sz w:val="20"/>
+                <w:szCs w:val="20"/>
+                <w14:textOutline w14:w="0" w14:cap="flat" w14:cmpd="sng" w14:algn="ctr">
+                  <w14:noFill/>
+                  <w14:prstDash w14:val="solid"/>
+                  <w14:round/>
+                </w14:textOutline>
+              </w:rPr>
+            </w:pPr>
+            <w:r>
+              <w:rPr>
+                <w:color w:val="000000" w:themeColor="text1"/>
+                <w:sz w:val="20"/>
+                <w:szCs w:val="20"/>
+                <w14:textOutline w14:w="0" w14:cap="flat" w14:cmpd="sng" w14:algn="ctr">
+                  <w14:noFill/>
+                  <w14:prstDash w14:val="solid"/>
+                  <w14:round/>
+                </w14:textOutline>
+              </w:rPr>
+              <w:t>Integration will be completed quicker and more smoothly, and will avoid possible redundancies and inaccuracies in your code.</w:t>
+            </w:r>
+          </w:p>
+        </w:tc>
+      </w:tr>
+      <w:tr>
+        <w:trPr>
+          <w:trHeight w:val="840"/>
+        </w:trPr>
+        <w:tc>
+          <w:tcPr>
+            <w:tcW w:w="3015" w:type="dxa"/>
+            <w:tcBorders>
+              <w:top w:val="single" w:sz="4" w:space="0" w:color="000000"/>
+              <w:left w:val="single" w:sz="4" w:space="0" w:color="000000"/>
+              <w:bottom w:val="single" w:sz="4" w:space="0" w:color="000000"/>
+              <w:right w:val="single" w:sz="4" w:space="0" w:color="000000"/>
+            </w:tcBorders>
+            <w:tcMar>
+              <w:top w:w="60" w:type="dxa"/>
+              <w:left w:w="60" w:type="dxa"/>
+              <w:bottom w:w="60" w:type="dxa"/>
+              <w:right w:w="60" w:type="dxa"/>
+            </w:tcMar>
+          </w:tcPr>
+          <w:p>
+            <w:pPr>
+              <w:rPr>
+                <w:color w:val="000000" w:themeColor="text1"/>
+                <w:sz w:val="20"/>
+                <w:szCs w:val="20"/>
+                <w14:textOutline w14:w="0" w14:cap="flat" w14:cmpd="sng" w14:algn="ctr">
+                  <w14:noFill/>
+                  <w14:prstDash w14:val="solid"/>
+                  <w14:round/>
+                </w14:textOutline>
+              </w:rPr>
+            </w:pPr>
+            <w:r>
+              <w:rPr>
+                <w:color w:val="000000" w:themeColor="text1"/>
+                <w:sz w:val="20"/>
+                <w:szCs w:val="20"/>
+                <w14:textOutline w14:w="0" w14:cap="flat" w14:cmpd="sng" w14:algn="ctr">
+                  <w14:noFill/>
+                  <w14:prstDash w14:val="solid"/>
+                  <w14:round/>
+                </w14:textOutline>
+              </w:rPr>
+              <w:t>Add additional buffer time for Bug and Design Review</w:t>
+            </w:r>
+          </w:p>
+        </w:tc>
+        <w:tc>
+          <w:tcPr>
+            <w:tcW w:w="3150" w:type="dxa"/>
+            <w:tcBorders>
+              <w:top w:val="single" w:sz="4" w:space="0" w:color="000000"/>
+              <w:left w:val="single" w:sz="4" w:space="0" w:color="000000"/>
+              <w:bottom w:val="single" w:sz="4" w:space="0" w:color="000000"/>
+              <w:right w:val="single" w:sz="4" w:space="0" w:color="000000"/>
+            </w:tcBorders>
+            <w:tcMar>
+              <w:top w:w="60" w:type="dxa"/>
+              <w:left w:w="60" w:type="dxa"/>
+              <w:bottom w:w="60" w:type="dxa"/>
+              <w:right w:w="60" w:type="dxa"/>
+            </w:tcMar>
+          </w:tcPr>
+          <w:p>
+            <w:pPr>
+              <w:rPr>
+                <w:color w:val="000000" w:themeColor="text1"/>
+                <w:sz w:val="20"/>
+                <w:szCs w:val="20"/>
+                <w14:textOutline w14:w="0" w14:cap="flat" w14:cmpd="sng" w14:algn="ctr">
+                  <w14:noFill/>
+                  <w14:prstDash w14:val="solid"/>
+                  <w14:round/>
+                </w14:textOutline>
+              </w:rPr>
+            </w:pPr>
+            <w:r>
+              <w:rPr>
+                <w:color w:val="000000" w:themeColor="text1"/>
+                <w:sz w:val="20"/>
+                <w:szCs w:val="20"/>
+                <w14:textOutline w14:w="0" w14:cap="flat" w14:cmpd="sng" w14:algn="ctr">
+                  <w14:noFill/>
+                  <w14:prstDash w14:val="solid"/>
+                  <w14:round/>
+                </w14:textOutline>
+              </w:rPr>
+              <w:t>Towards the end of the project, try to give yourself more time to review your code and think about your approaches</w:t>
+            </w:r>
+            <w:r>
+              <w:rPr>
+                <w:color w:val="000000" w:themeColor="text1"/>
+                <w:sz w:val="20"/>
+                <w:szCs w:val="20"/>
+                <w14:textOutline w14:w="0" w14:cap="flat" w14:cmpd="sng" w14:algn="ctr">
+                  <w14:noFill/>
+                  <w14:prstDash w14:val="solid"/>
+                  <w14:round/>
+                </w14:textOutline>
+              </w:rPr>
+              <w:t>.</w:t>
+            </w:r>
+            <w:r>
+              <w:rPr>
+                <w:color w:val="000000" w:themeColor="text1"/>
+                <w:sz w:val="20"/>
+                <w:szCs w:val="20"/>
+                <w14:textOutline w14:w="0" w14:cap="flat" w14:cmpd="sng" w14:algn="ctr">
+                  <w14:noFill/>
+                  <w14:prstDash w14:val="solid"/>
+                  <w14:round/>
+                </w14:textOutline>
+              </w:rPr>
+              <w:t xml:space="preserve"> You want to hand in the best possible product you can </w:t>
+            </w:r>
+            <w:r>
+              <w:rPr>
+                <w:color w:val="000000" w:themeColor="text1"/>
+                <w:sz w:val="20"/>
+                <w:szCs w:val="20"/>
+                <w14:textOutline w14:w="0" w14:cap="flat" w14:cmpd="sng" w14:algn="ctr">
+                  <w14:noFill/>
+                  <w14:prstDash w14:val="solid"/>
+                  <w14:round/>
+                </w14:textOutline>
+              </w:rPr>
+              <w:lastRenderedPageBreak/>
+              <w:t>with the time you’re given. Don’t give up 3 days for the sake of efficiency.</w:t>
+            </w:r>
+            <w:r>
+              <w:rPr>
+                <w:color w:val="000000" w:themeColor="text1"/>
+                <w:sz w:val="20"/>
+                <w:szCs w:val="20"/>
+                <w14:textOutline w14:w="0" w14:cap="flat" w14:cmpd="sng" w14:algn="ctr">
+                  <w14:noFill/>
+                  <w14:prstDash w14:val="solid"/>
+                  <w14:round/>
+                </w14:textOutline>
+              </w:rPr>
+              <w:t xml:space="preserve"> </w:t>
+            </w:r>
+          </w:p>
+        </w:tc>
+        <w:tc>
+          <w:tcPr>
+            <w:tcW w:w="2970" w:type="dxa"/>
+            <w:tcBorders>
+              <w:top w:val="single" w:sz="4" w:space="0" w:color="000000"/>
+              <w:left w:val="single" w:sz="4" w:space="0" w:color="000000"/>
+              <w:bottom w:val="single" w:sz="4" w:space="0" w:color="000000"/>
+              <w:right w:val="single" w:sz="4" w:space="0" w:color="000000"/>
+            </w:tcBorders>
+            <w:tcMar>
+              <w:top w:w="60" w:type="dxa"/>
+              <w:left w:w="60" w:type="dxa"/>
+              <w:bottom w:w="60" w:type="dxa"/>
+              <w:right w:w="60" w:type="dxa"/>
+            </w:tcMar>
+          </w:tcPr>
+          <w:p>
+            <w:pPr>
+              <w:rPr>
+                <w:color w:val="000000" w:themeColor="text1"/>
+                <w:sz w:val="20"/>
+                <w:szCs w:val="20"/>
+                <w14:textOutline w14:w="0" w14:cap="flat" w14:cmpd="sng" w14:algn="ctr">
+                  <w14:noFill/>
+                  <w14:prstDash w14:val="solid"/>
+                  <w14:round/>
+                </w14:textOutline>
+              </w:rPr>
+            </w:pPr>
+            <w:r>
+              <w:rPr>
+                <w:color w:val="000000" w:themeColor="text1"/>
+                <w:sz w:val="20"/>
+                <w:szCs w:val="20"/>
+                <w14:textOutline w14:w="0" w14:cap="flat" w14:cmpd="sng" w14:algn="ctr">
+                  <w14:noFill/>
+                  <w14:prstDash w14:val="solid"/>
+                  <w14:round/>
+                </w14:textOutline>
+              </w:rPr>
+              <w:lastRenderedPageBreak/>
+              <w:t xml:space="preserve">Allows for more time for comprehensive testing. The buffer time will enhance the overall quality of the final product since unexpected issues </w:t>
+            </w:r>
+            <w:r>
+              <w:rPr>
+                <w:color w:val="000000" w:themeColor="text1"/>
+                <w:sz w:val="20"/>
+                <w:szCs w:val="20"/>
+                <w14:textOutline w14:w="0" w14:cap="flat" w14:cmpd="sng" w14:algn="ctr">
+                  <w14:noFill/>
+                  <w14:prstDash w14:val="solid"/>
+                  <w14:round/>
+                </w14:textOutline>
+              </w:rPr>
+              <w:lastRenderedPageBreak/>
+              <w:t xml:space="preserve">and bugs will have an appropriate amount of time allocated to resolve them. </w:t>
+            </w:r>
+          </w:p>
+        </w:tc>
+      </w:tr>
+      <w:tr>
+        <w:trPr>
+          <w:trHeight w:val="840"/>
+        </w:trPr>
+        <w:tc>
+          <w:tcPr>
+            <w:tcW w:w="3015" w:type="dxa"/>
+            <w:tcBorders>
+              <w:top w:val="single" w:sz="4" w:space="0" w:color="000000"/>
+              <w:left w:val="single" w:sz="4" w:space="0" w:color="000000"/>
+              <w:bottom w:val="single" w:sz="4" w:space="0" w:color="000000"/>
+              <w:right w:val="single" w:sz="4" w:space="0" w:color="000000"/>
+            </w:tcBorders>
+            <w:tcMar>
+              <w:top w:w="60" w:type="dxa"/>
+              <w:left w:w="60" w:type="dxa"/>
+              <w:bottom w:w="60" w:type="dxa"/>
+              <w:right w:w="60" w:type="dxa"/>
+            </w:tcMar>
+          </w:tcPr>
+          <w:p>
+            <w:pPr>
+              <w:rPr>
+                <w:color w:val="000000" w:themeColor="text1"/>
+                <w:sz w:val="20"/>
+                <w:szCs w:val="20"/>
+                <w14:textOutline w14:w="0" w14:cap="flat" w14:cmpd="sng" w14:algn="ctr">
+                  <w14:noFill/>
+                  <w14:prstDash w14:val="solid"/>
+                  <w14:round/>
+                </w14:textOutline>
+              </w:rPr>
+            </w:pPr>
+            <w:r>
+              <w:rPr>
+                <w:color w:val="000000" w:themeColor="text1"/>
+                <w:sz w:val="20"/>
+                <w:szCs w:val="20"/>
+                <w14:textOutline w14:w="0" w14:cap="flat" w14:cmpd="sng" w14:algn="ctr">
+                  <w14:noFill/>
+                  <w14:prstDash w14:val="solid"/>
+                  <w14:round/>
+                </w14:textOutline>
+              </w:rPr>
+              <w:lastRenderedPageBreak/>
+              <w:t>Expanded timeframes for each phase</w:t>
+            </w:r>
+          </w:p>
+        </w:tc>
+        <w:tc>
+          <w:tcPr>
+            <w:tcW w:w="3150" w:type="dxa"/>
+            <w:tcBorders>
+              <w:top w:val="single" w:sz="4" w:space="0" w:color="000000"/>
+              <w:left w:val="single" w:sz="4" w:space="0" w:color="000000"/>
+              <w:bottom w:val="single" w:sz="4" w:space="0" w:color="000000"/>
+              <w:right w:val="single" w:sz="4" w:space="0" w:color="000000"/>
+            </w:tcBorders>
+            <w:tcMar>
+              <w:top w:w="60" w:type="dxa"/>
+              <w:left w:w="60" w:type="dxa"/>
+              <w:bottom w:w="60" w:type="dxa"/>
+              <w:right w:w="60" w:type="dxa"/>
+            </w:tcMar>
+          </w:tcPr>
+          <w:p>
+            <w:pPr>
+              <w:rPr>
+                <w:color w:val="000000" w:themeColor="text1"/>
+                <w:sz w:val="20"/>
+                <w:szCs w:val="20"/>
+                <w14:textOutline w14:w="0" w14:cap="flat" w14:cmpd="sng" w14:algn="ctr">
+                  <w14:noFill/>
+                  <w14:prstDash w14:val="solid"/>
+                  <w14:round/>
+                </w14:textOutline>
+              </w:rPr>
+            </w:pPr>
+            <w:r>
+              <w:rPr>
+                <w:color w:val="000000" w:themeColor="text1"/>
+                <w:sz w:val="20"/>
+                <w:szCs w:val="20"/>
+                <w14:textOutline w14:w="0" w14:cap="flat" w14:cmpd="sng" w14:algn="ctr">
+                  <w14:noFill/>
+                  <w14:prstDash w14:val="solid"/>
+                  <w14:round/>
+                </w14:textOutline>
+              </w:rPr>
+              <w:t>Given that most tasks are aimed to be completed between 3 or 4 days, we think that this isn’t enough time to flesh out code errors and complete tasks. Most people will have other commitments outside of the course and will need to work on other things. Should any issues arise, all subsequent tasks will be needlessly delayed.</w:t>
+            </w:r>
+          </w:p>
+        </w:tc>
+        <w:tc>
+          <w:tcPr>
+            <w:tcW w:w="2970" w:type="dxa"/>
+            <w:tcBorders>
+              <w:top w:val="single" w:sz="4" w:space="0" w:color="000000"/>
+              <w:left w:val="single" w:sz="4" w:space="0" w:color="000000"/>
+              <w:bottom w:val="single" w:sz="4" w:space="0" w:color="000000"/>
+              <w:right w:val="single" w:sz="4" w:space="0" w:color="000000"/>
+            </w:tcBorders>
+            <w:tcMar>
+              <w:top w:w="60" w:type="dxa"/>
+              <w:left w:w="60" w:type="dxa"/>
+              <w:bottom w:w="60" w:type="dxa"/>
+              <w:right w:w="60" w:type="dxa"/>
+            </w:tcMar>
+          </w:tcPr>
+          <w:p>
+            <w:pPr>
+              <w:rPr>
+                <w:color w:val="000000" w:themeColor="text1"/>
+                <w:sz w:val="20"/>
+                <w:szCs w:val="20"/>
+                <w14:textOutline w14:w="0" w14:cap="flat" w14:cmpd="sng" w14:algn="ctr">
+                  <w14:noFill/>
+                  <w14:prstDash w14:val="solid"/>
+                  <w14:round/>
+                </w14:textOutline>
+              </w:rPr>
+            </w:pPr>
+            <w:r>
+              <w:rPr>
+                <w:color w:val="000000" w:themeColor="text1"/>
+                <w:sz w:val="20"/>
+                <w:szCs w:val="20"/>
+                <w14:textOutline w14:w="0" w14:cap="flat" w14:cmpd="sng" w14:algn="ctr">
+                  <w14:noFill/>
+                  <w14:prstDash w14:val="solid"/>
+                  <w14:round/>
+                </w14:textOutline>
+              </w:rPr>
+              <w:t>Greater ability to deliver correct code on time. Meet expectations and deadlines, without having to overburden individuals or produce error prone code.</w:t>
+            </w:r>
+          </w:p>
+        </w:tc>
+      </w:tr>
+    </w:tbl>
+    <w:p>
+      <w:pPr>
+        <w:rPr>
+          <w:color w:val="000000" w:themeColor="text1"/>
+          <w:sz w:val="20"/>
+          <w:szCs w:val="20"/>
+          <w14:textOutline w14:w="0" w14:cap="flat" w14:cmpd="sng" w14:algn="ctr">
+            <w14:noFill/>
+            <w14:prstDash w14:val="solid"/>
+            <w14:round/>
+          </w14:textOutline>
+        </w:rPr>
+      </w:pPr>
+    </w:p>
+    <w:p>
+      <w:pPr>
+        <w:rPr>
+          <w:color w:val="000000" w:themeColor="text1"/>
+          <w:sz w:val="20"/>
+          <w:szCs w:val="20"/>
+          <w14:textOutline w14:w="0" w14:cap="flat" w14:cmpd="sng" w14:algn="ctr">
+            <w14:noFill/>
+            <w14:prstDash w14:val="solid"/>
+            <w14:round/>
+          </w14:textOutline>
+        </w:rPr>
+      </w:pPr>
+      <w:r>
+        <w:rPr>
+          <w:color w:val="000000" w:themeColor="text1"/>
+          <w:sz w:val="20"/>
+          <w:szCs w:val="20"/>
+          <w14:textOutline w14:w="0" w14:cap="flat" w14:cmpd="sng" w14:algn="ctr">
+            <w14:noFill/>
+            <w14:prstDash w14:val="solid"/>
+            <w14:round/>
+          </w14:textOutline>
+        </w:rPr>
+        <w:t>3.2 Resource and Allocation Suggestions</w:t>
+      </w:r>
+    </w:p>
+    <w:tbl>
+      <w:tblPr>
+        <w:tblW w:w="9135" w:type="dxa"/>
+        <w:tblBorders>
+          <w:top w:val="single" w:sz="4" w:space="0" w:color="000000"/>
+          <w:left w:val="single" w:sz="4" w:space="0" w:color="000000"/>
+          <w:bottom w:val="single" w:sz="4" w:space="0" w:color="000000"/>
+          <w:right w:val="single" w:sz="4" w:space="0" w:color="000000"/>
+          <w:insideH w:val="single" w:sz="4" w:space="0" w:color="000000"/>
+          <w:insideV w:val="single" w:sz="4" w:space="0" w:color="000000"/>
+        </w:tblBorders>
+        <w:tblLayout w:type="fixed"/>
+        <w:tblLook w:val="0600" w:firstRow="0" w:lastRow="0" w:firstColumn="0" w:lastColumn="0" w:noHBand="1" w:noVBand="1"/>
+      </w:tblPr>
+      <w:tblGrid>
+        <w:gridCol w:w="3015"/>
+        <w:gridCol w:w="3150"/>
+        <w:gridCol w:w="2970"/>
+      </w:tblGrid>
+      <w:tr>
+        <w:trPr>
+          <w:trHeight w:val="840"/>
+        </w:trPr>
+        <w:tc>
+          <w:tcPr>
+            <w:tcW w:w="3015" w:type="dxa"/>
+            <w:tcBorders>
+              <w:top w:val="single" w:sz="4" w:space="0" w:color="000000"/>
+              <w:left w:val="single" w:sz="4" w:space="0" w:color="000000"/>
+              <w:bottom w:val="single" w:sz="4" w:space="0" w:color="000000"/>
+              <w:right w:val="single" w:sz="4" w:space="0" w:color="000000"/>
+            </w:tcBorders>
+            <w:tcMar>
+              <w:top w:w="60" w:type="dxa"/>
+              <w:left w:w="60" w:type="dxa"/>
+              <w:bottom w:w="60" w:type="dxa"/>
+              <w:right w:w="60" w:type="dxa"/>
+            </w:tcMar>
+          </w:tcPr>
+          <w:p>
+            <w:pPr>
+              <w:rPr>
+                <w:color w:val="000000" w:themeColor="text1"/>
+                <w:sz w:val="20"/>
+                <w:szCs w:val="20"/>
+                <w14:textOutline w14:w="0" w14:cap="flat" w14:cmpd="sng" w14:algn="ctr">
+                  <w14:noFill/>
+                  <w14:prstDash w14:val="solid"/>
+                  <w14:round/>
+                </w14:textOutline>
+              </w:rPr>
+            </w:pPr>
+            <w:r>
+              <w:rPr>
+                <w:color w:val="000000" w:themeColor="text1"/>
+                <w:sz w:val="20"/>
+                <w:szCs w:val="20"/>
+                <w14:textOutline w14:w="0" w14:cap="flat" w14:cmpd="sng" w14:algn="ctr">
+                  <w14:noFill/>
+                  <w14:prstDash w14:val="solid"/>
+                  <w14:round/>
+                </w14:textOutline>
+              </w:rPr>
+              <w:t>Add more teams and team leaders</w:t>
+            </w:r>
+          </w:p>
+        </w:tc>
+        <w:tc>
+          <w:tcPr>
+            <w:tcW w:w="3150" w:type="dxa"/>
+            <w:tcBorders>
+              <w:top w:val="single" w:sz="4" w:space="0" w:color="000000"/>
+              <w:left w:val="single" w:sz="4" w:space="0" w:color="000000"/>
+              <w:bottom w:val="single" w:sz="4" w:space="0" w:color="000000"/>
+              <w:right w:val="single" w:sz="4" w:space="0" w:color="000000"/>
+            </w:tcBorders>
+            <w:tcMar>
+              <w:top w:w="60" w:type="dxa"/>
+              <w:left w:w="60" w:type="dxa"/>
+              <w:bottom w:w="60" w:type="dxa"/>
+              <w:right w:w="60" w:type="dxa"/>
+            </w:tcMar>
+          </w:tcPr>
+          <w:p>
+            <w:pPr>
+              <w:rPr>
+                <w:color w:val="000000" w:themeColor="text1"/>
+                <w:sz w:val="20"/>
+                <w:szCs w:val="20"/>
+                <w14:textOutline w14:w="0" w14:cap="flat" w14:cmpd="sng" w14:algn="ctr">
+                  <w14:noFill/>
+                  <w14:prstDash w14:val="solid"/>
+                  <w14:round/>
+                </w14:textOutline>
+              </w:rPr>
+            </w:pPr>
+            <w:r>
+              <w:rPr>
+                <w:color w:val="000000" w:themeColor="text1"/>
+                <w:sz w:val="20"/>
+                <w:szCs w:val="20"/>
+                <w14:textOutline w14:w="0" w14:cap="flat" w14:cmpd="sng" w14:algn="ctr">
+                  <w14:noFill/>
+                  <w14:prstDash w14:val="solid"/>
+                  <w14:round/>
+                </w14:textOutline>
+              </w:rPr>
+              <w:t>Currently, there are only numbers assigned to tasks. Consider separate sub-teams in a tree-like group structure. With 20+ individuals per team, you can develop multiple aspects of the code rather than assign unrelated individuals to random tasks.</w:t>
+            </w:r>
+          </w:p>
+        </w:tc>
+        <w:tc>
+          <w:tcPr>
+            <w:tcW w:w="2970" w:type="dxa"/>
+            <w:tcBorders>
+              <w:top w:val="single" w:sz="4" w:space="0" w:color="000000"/>
+              <w:left w:val="single" w:sz="4" w:space="0" w:color="000000"/>
+              <w:bottom w:val="single" w:sz="4" w:space="0" w:color="000000"/>
+              <w:right w:val="single" w:sz="4" w:space="0" w:color="000000"/>
+            </w:tcBorders>
+            <w:tcMar>
+              <w:top w:w="60" w:type="dxa"/>
+              <w:left w:w="60" w:type="dxa"/>
+              <w:bottom w:w="60" w:type="dxa"/>
+              <w:right w:w="60" w:type="dxa"/>
+            </w:tcMar>
+          </w:tcPr>
+          <w:p>
+            <w:pPr>
+              <w:rPr>
+                <w:color w:val="000000" w:themeColor="text1"/>
+                <w:sz w:val="20"/>
+                <w:szCs w:val="20"/>
+                <w14:textOutline w14:w="0" w14:cap="flat" w14:cmpd="sng" w14:algn="ctr">
+                  <w14:noFill/>
+                  <w14:prstDash w14:val="solid"/>
+                  <w14:round/>
+                </w14:textOutline>
+              </w:rPr>
+            </w:pPr>
+            <w:r>
+              <w:rPr>
+                <w:color w:val="000000" w:themeColor="text1"/>
+                <w:sz w:val="20"/>
+                <w:szCs w:val="20"/>
+                <w14:textOutline w14:w="0" w14:cap="flat" w14:cmpd="sng" w14:algn="ctr">
+                  <w14:noFill/>
+                  <w14:prstDash w14:val="solid"/>
+                  <w14:round/>
+                </w14:textOutline>
+              </w:rPr>
+              <w:t>Tasks will be done more quickly, and integration and testing can be passed off to other teams. This frees up resources to continue development.</w:t>
+            </w:r>
+          </w:p>
+        </w:tc>
+      </w:tr>
+    </w:tbl>
+    <w:p>
+      <w:pPr>
+        <w:rPr>
+          <w:color w:val="000000" w:themeColor="text1"/>
+          <w:sz w:val="20"/>
+          <w:szCs w:val="20"/>
           <w:lang w:val="en-US"/>
-        </w:rPr>
-        <w:t>To improve, you could re-order… and also try and finish task X by…</w:t>
-      </w:r>
+          <w14:textOutline w14:w="0" w14:cap="flat" w14:cmpd="sng" w14:algn="ctr">
+            <w14:noFill/>
+            <w14:prstDash w14:val="solid"/>
+            <w14:round/>
+          </w14:textOutline>
+        </w:rPr>
+      </w:pPr>
     </w:p>
     <w:sectPr>
       <w:pgSz w:w="12240" w:h="15840"/>
@@ -75,6 +3541,243 @@
     </w:sectPr>
   </w:body>
 </w:document>
+</file>
+
+<file path=word/numbering.xml><?xml version="1.0" encoding="utf-8"?>
+<w:numbering xmlns:wpc="http://schemas.microsoft.com/office/word/2010/wordprocessingCanvas" xmlns:cx="http://schemas.microsoft.com/office/drawing/2014/chartex" xmlns:cx1="http://schemas.microsoft.com/office/drawing/2015/9/8/chartex" xmlns:cx2="http://schemas.microsoft.com/office/drawing/2015/10/21/chartex" xmlns:cx3="http://schemas.microsoft.com/office/drawing/2016/5/9/chartex" xmlns:cx4="http://schemas.microsoft.com/office/drawing/2016/5/10/chartex" xmlns:cx5="http://schemas.microsoft.com/office/drawing/2016/5/11/chartex" xmlns:cx6="http://schemas.microsoft.com/office/drawing/2016/5/12/chartex" xmlns:cx7="http://schemas.microsoft.com/office/drawing/2016/5/13/chartex" xmlns:cx8="http://schemas.microsoft.com/office/drawing/2016/5/14/chartex" xmlns:mc="http://schemas.openxmlformats.org/markup-compatibility/2006" xmlns:aink="http://schemas.microsoft.com/office/drawing/2016/ink" xmlns:am3d="http://schemas.microsoft.com/office/drawing/2017/model3d" xmlns:o="urn:schemas-microsoft-com:office:office" xmlns:oel="http://schemas.microsoft.com/office/2019/extlst" xmlns:r="http://schemas.openxmlformats.org/officeDocument/2006/relationships" xmlns:m="http://schemas.openxmlformats.org/officeDocument/2006/math" xmlns:v="urn:schemas-microsoft-com:vml" xmlns:wp14="http://schemas.microsoft.com/office/word/2010/wordprocessingDrawing" xmlns:wp="http://schemas.openxmlformats.org/drawingml/2006/wordprocessingDrawing" xmlns:w10="urn:schemas-microsoft-com:office:word" xmlns:w="http://schemas.openxmlformats.org/wordprocessingml/2006/main" xmlns:w14="http://schemas.microsoft.com/office/word/2010/wordml" xmlns:w15="http://schemas.microsoft.com/office/word/2012/wordml" xmlns:w16cex="http://schemas.microsoft.com/office/word/2018/wordml/cex" xmlns:w16cid="http://schemas.microsoft.com/office/word/2016/wordml/cid" xmlns:w16="http://schemas.microsoft.com/office/word/2018/wordml" xmlns:w16du="http://schemas.microsoft.com/office/word/2023/wordml/word16du" xmlns:w16sdtdh="http://schemas.microsoft.com/office/word/2020/wordml/sdtdatahash" xmlns:w16se="http://schemas.microsoft.com/office/word/2015/wordml/symex" xmlns:wpg="http://schemas.microsoft.com/office/word/2010/wordprocessingGroup" xmlns:wpi="http://schemas.microsoft.com/office/word/2010/wordprocessingInk" xmlns:wne="http://schemas.microsoft.com/office/word/2006/wordml" xmlns:wps="http://schemas.microsoft.com/office/word/2010/wordprocessingShape" mc:Ignorable="w14 w15 w16se w16cid w16 w16cex w16sdtdh w16du wp14">
+  <w:abstractNum w:abstractNumId="0" w15:restartNumberingAfterBreak="0">
+    <w:nsid w:val="2DE439F6"/>
+    <w:multiLevelType w:val="multilevel"/>
+    <w:tmpl w:val="C736136A"/>
+    <w:lvl w:ilvl="0">
+      <w:start w:val="1"/>
+      <w:numFmt w:val="decimal"/>
+      <w:lvlText w:val="%1."/>
+      <w:lvlJc w:val="left"/>
+      <w:pPr>
+        <w:ind w:left="720" w:hanging="360"/>
+      </w:pPr>
+      <w:rPr>
+        <w:u w:val="none"/>
+      </w:rPr>
+    </w:lvl>
+    <w:lvl w:ilvl="1">
+      <w:start w:val="1"/>
+      <w:numFmt w:val="lowerLetter"/>
+      <w:lvlText w:val="%2."/>
+      <w:lvlJc w:val="left"/>
+      <w:pPr>
+        <w:ind w:left="1440" w:hanging="360"/>
+      </w:pPr>
+      <w:rPr>
+        <w:u w:val="none"/>
+      </w:rPr>
+    </w:lvl>
+    <w:lvl w:ilvl="2">
+      <w:start w:val="1"/>
+      <w:numFmt w:val="lowerRoman"/>
+      <w:lvlText w:val="%3."/>
+      <w:lvlJc w:val="right"/>
+      <w:pPr>
+        <w:ind w:left="2160" w:hanging="360"/>
+      </w:pPr>
+      <w:rPr>
+        <w:u w:val="none"/>
+      </w:rPr>
+    </w:lvl>
+    <w:lvl w:ilvl="3">
+      <w:start w:val="1"/>
+      <w:numFmt w:val="decimal"/>
+      <w:lvlText w:val="%4."/>
+      <w:lvlJc w:val="left"/>
+      <w:pPr>
+        <w:ind w:left="2880" w:hanging="360"/>
+      </w:pPr>
+      <w:rPr>
+        <w:u w:val="none"/>
+      </w:rPr>
+    </w:lvl>
+    <w:lvl w:ilvl="4">
+      <w:start w:val="1"/>
+      <w:numFmt w:val="lowerLetter"/>
+      <w:lvlText w:val="%5."/>
+      <w:lvlJc w:val="left"/>
+      <w:pPr>
+        <w:ind w:left="3600" w:hanging="360"/>
+      </w:pPr>
+      <w:rPr>
+        <w:u w:val="none"/>
+      </w:rPr>
+    </w:lvl>
+    <w:lvl w:ilvl="5">
+      <w:start w:val="1"/>
+      <w:numFmt w:val="lowerRoman"/>
+      <w:lvlText w:val="%6."/>
+      <w:lvlJc w:val="right"/>
+      <w:pPr>
+        <w:ind w:left="4320" w:hanging="360"/>
+      </w:pPr>
+      <w:rPr>
+        <w:u w:val="none"/>
+      </w:rPr>
+    </w:lvl>
+    <w:lvl w:ilvl="6">
+      <w:start w:val="1"/>
+      <w:numFmt w:val="decimal"/>
+      <w:lvlText w:val="%7."/>
+      <w:lvlJc w:val="left"/>
+      <w:pPr>
+        <w:ind w:left="5040" w:hanging="360"/>
+      </w:pPr>
+      <w:rPr>
+        <w:u w:val="none"/>
+      </w:rPr>
+    </w:lvl>
+    <w:lvl w:ilvl="7">
+      <w:start w:val="1"/>
+      <w:numFmt w:val="lowerLetter"/>
+      <w:lvlText w:val="%8."/>
+      <w:lvlJc w:val="left"/>
+      <w:pPr>
+        <w:ind w:left="5760" w:hanging="360"/>
+      </w:pPr>
+      <w:rPr>
+        <w:u w:val="none"/>
+      </w:rPr>
+    </w:lvl>
+    <w:lvl w:ilvl="8">
+      <w:start w:val="1"/>
+      <w:numFmt w:val="lowerRoman"/>
+      <w:lvlText w:val="%9."/>
+      <w:lvlJc w:val="right"/>
+      <w:pPr>
+        <w:ind w:left="6480" w:hanging="360"/>
+      </w:pPr>
+      <w:rPr>
+        <w:u w:val="none"/>
+      </w:rPr>
+    </w:lvl>
+  </w:abstractNum>
+  <w:abstractNum w:abstractNumId="1" w15:restartNumberingAfterBreak="0">
+    <w:nsid w:val="655E0DB6"/>
+    <w:multiLevelType w:val="multilevel"/>
+    <w:tmpl w:val="5268E850"/>
+    <w:lvl w:ilvl="0">
+      <w:start w:val="1"/>
+      <w:numFmt w:val="bullet"/>
+      <w:lvlText w:val="●"/>
+      <w:lvlJc w:val="left"/>
+      <w:pPr>
+        <w:ind w:left="720" w:hanging="360"/>
+      </w:pPr>
+      <w:rPr>
+        <w:u w:val="none"/>
+      </w:rPr>
+    </w:lvl>
+    <w:lvl w:ilvl="1">
+      <w:start w:val="1"/>
+      <w:numFmt w:val="bullet"/>
+      <w:lvlText w:val="○"/>
+      <w:lvlJc w:val="left"/>
+      <w:pPr>
+        <w:ind w:left="1440" w:hanging="360"/>
+      </w:pPr>
+      <w:rPr>
+        <w:u w:val="none"/>
+      </w:rPr>
+    </w:lvl>
+    <w:lvl w:ilvl="2">
+      <w:start w:val="1"/>
+      <w:numFmt w:val="bullet"/>
+      <w:lvlText w:val="■"/>
+      <w:lvlJc w:val="left"/>
+      <w:pPr>
+        <w:ind w:left="2160" w:hanging="360"/>
+      </w:pPr>
+      <w:rPr>
+        <w:u w:val="none"/>
+      </w:rPr>
+    </w:lvl>
+    <w:lvl w:ilvl="3">
+      <w:start w:val="1"/>
+      <w:numFmt w:val="bullet"/>
+      <w:lvlText w:val="●"/>
+      <w:lvlJc w:val="left"/>
+      <w:pPr>
+        <w:ind w:left="2880" w:hanging="360"/>
+      </w:pPr>
+      <w:rPr>
+        <w:u w:val="none"/>
+      </w:rPr>
+    </w:lvl>
+    <w:lvl w:ilvl="4">
+      <w:start w:val="1"/>
+      <w:numFmt w:val="bullet"/>
+      <w:lvlText w:val="○"/>
+      <w:lvlJc w:val="left"/>
+      <w:pPr>
+        <w:ind w:left="3600" w:hanging="360"/>
+      </w:pPr>
+      <w:rPr>
+        <w:u w:val="none"/>
+      </w:rPr>
+    </w:lvl>
+    <w:lvl w:ilvl="5">
+      <w:start w:val="1"/>
+      <w:numFmt w:val="bullet"/>
+      <w:lvlText w:val="■"/>
+      <w:lvlJc w:val="left"/>
+      <w:pPr>
+        <w:ind w:left="4320" w:hanging="360"/>
+      </w:pPr>
+      <w:rPr>
+        <w:u w:val="none"/>
+      </w:rPr>
+    </w:lvl>
+    <w:lvl w:ilvl="6">
+      <w:start w:val="1"/>
+      <w:numFmt w:val="bullet"/>
+      <w:lvlText w:val="●"/>
+      <w:lvlJc w:val="left"/>
+      <w:pPr>
+        <w:ind w:left="5040" w:hanging="360"/>
+      </w:pPr>
+      <w:rPr>
+        <w:u w:val="none"/>
+      </w:rPr>
+    </w:lvl>
+    <w:lvl w:ilvl="7">
+      <w:start w:val="1"/>
+      <w:numFmt w:val="bullet"/>
+      <w:lvlText w:val="○"/>
+      <w:lvlJc w:val="left"/>
+      <w:pPr>
+        <w:ind w:left="5760" w:hanging="360"/>
+      </w:pPr>
+      <w:rPr>
+        <w:u w:val="none"/>
+      </w:rPr>
+    </w:lvl>
+    <w:lvl w:ilvl="8">
+      <w:start w:val="1"/>
+      <w:numFmt w:val="bullet"/>
+      <w:lvlText w:val="■"/>
+      <w:lvlJc w:val="left"/>
+      <w:pPr>
+        <w:ind w:left="6480" w:hanging="360"/>
+      </w:pPr>
+      <w:rPr>
+        <w:u w:val="none"/>
+      </w:rPr>
+    </w:lvl>
+  </w:abstractNum>
+  <w:num w:numId="1" w16cid:durableId="17196982">
+    <w:abstractNumId w:val="0"/>
+  </w:num>
+  <w:num w:numId="2" w16cid:durableId="1822235786">
+    <w:abstractNumId w:val="1"/>
+  </w:num>
+</w:numbering>
 </file>
 
 <file path=word/styles.xml><?xml version="1.0" encoding="utf-8"?>
